--- a/lessons/2-11/downloads/2-11-notes-teacher.docx
+++ b/lessons/2-11/downloads/2-11-notes-teacher.docx
@@ -2568,7 +2568,7 @@
           <w:sz w:val="20"/>
           <w:szCs w:val="20"/>
         </w:rPr>
-        <w:t xml:space="preserve">A)  18.45</w:t>
+        <w:t xml:space="preserve">A)  17.45</w:t>
       </w:r>
     </w:p>
     <w:p>
@@ -2594,7 +2594,7 @@
           <w:sz w:val="20"/>
           <w:szCs w:val="20"/>
         </w:rPr>
-        <w:t xml:space="preserve">C)  17.45</w:t>
+        <w:t xml:space="preserve">C)  18.45</w:t>
       </w:r>
     </w:p>
     <w:p>
@@ -2763,7 +2763,7 @@
           <w:sz w:val="21"/>
           <w:szCs w:val="21"/>
         </w:rPr>
-        <w:t xml:space="preserve">A. 18.45</w:t>
+        <w:t xml:space="preserve">C. 18.45</w:t>
       </w:r>
     </w:p>
     <w:p>
@@ -2846,7 +2846,7 @@
           <w:sz w:val="20"/>
           <w:szCs w:val="20"/>
         </w:rPr>
-        <w:t xml:space="preserve">A)  12.82</w:t>
+        <w:t xml:space="preserve">A)  12.18</w:t>
       </w:r>
     </w:p>
     <w:p>
@@ -2859,7 +2859,7 @@
           <w:sz w:val="20"/>
           <w:szCs w:val="20"/>
         </w:rPr>
-        <w:t xml:space="preserve">B)  13.82</w:t>
+        <w:t xml:space="preserve">B)  12.82</w:t>
       </w:r>
     </w:p>
     <w:p>
@@ -2885,7 +2885,7 @@
           <w:sz w:val="20"/>
           <w:szCs w:val="20"/>
         </w:rPr>
-        <w:t xml:space="preserve">D)  12.18</w:t>
+        <w:t xml:space="preserve">D)  13.82</w:t>
       </w:r>
     </w:p>
     <w:p>
@@ -3723,7 +3723,7 @@
           <w:sz w:val="20"/>
           <w:szCs w:val="20"/>
         </w:rPr>
-        <w:t xml:space="preserve">A)  13.75</w:t>
+        <w:t xml:space="preserve">A)  13.12</w:t>
       </w:r>
     </w:p>
     <w:p>
@@ -3736,7 +3736,7 @@
           <w:sz w:val="20"/>
           <w:szCs w:val="20"/>
         </w:rPr>
-        <w:t xml:space="preserve">B)  13.12</w:t>
+        <w:t xml:space="preserve">B)  13.57</w:t>
       </w:r>
     </w:p>
     <w:p>
@@ -3749,7 +3749,7 @@
           <w:sz w:val="20"/>
           <w:szCs w:val="20"/>
         </w:rPr>
-        <w:t xml:space="preserve">C)  14.75</w:t>
+        <w:t xml:space="preserve">C)  13.75</w:t>
       </w:r>
     </w:p>
     <w:p>
@@ -3762,7 +3762,7 @@
           <w:sz w:val="20"/>
           <w:szCs w:val="20"/>
         </w:rPr>
-        <w:t xml:space="preserve">D)  13.57</w:t>
+        <w:t xml:space="preserve">D)  14.75</w:t>
       </w:r>
     </w:p>
     <w:p>
@@ -3866,7 +3866,7 @@
           <w:sz w:val="20"/>
           <w:szCs w:val="20"/>
         </w:rPr>
-        <w:t xml:space="preserve">B)  27.53</w:t>
+        <w:t xml:space="preserve">B)  26.63</w:t>
       </w:r>
     </w:p>
     <w:p>
@@ -3879,7 +3879,7 @@
           <w:sz w:val="20"/>
           <w:szCs w:val="20"/>
         </w:rPr>
-        <w:t xml:space="preserve">C)  26.63</w:t>
+        <w:t xml:space="preserve">C)  27.47</w:t>
       </w:r>
     </w:p>
     <w:p>
@@ -3892,7 +3892,7 @@
           <w:sz w:val="20"/>
           <w:szCs w:val="20"/>
         </w:rPr>
-        <w:t xml:space="preserve">D)  27.47</w:t>
+        <w:t xml:space="preserve">D)  27.53</w:t>
       </w:r>
     </w:p>
     <w:p>
@@ -4009,7 +4009,7 @@
           <w:sz w:val="20"/>
           <w:szCs w:val="20"/>
         </w:rPr>
-        <w:t xml:space="preserve">A)  $21.14</w:t>
+        <w:t xml:space="preserve">A)  $20.14</w:t>
       </w:r>
     </w:p>
     <w:p>
@@ -4022,7 +4022,7 @@
           <w:sz w:val="20"/>
           <w:szCs w:val="20"/>
         </w:rPr>
-        <w:t xml:space="preserve">B)  $20.14</w:t>
+        <w:t xml:space="preserve">B)  $21.04</w:t>
       </w:r>
     </w:p>
     <w:p>
@@ -4035,7 +4035,7 @@
           <w:sz w:val="20"/>
           <w:szCs w:val="20"/>
         </w:rPr>
-        <w:t xml:space="preserve">C)  $21.04</w:t>
+        <w:t xml:space="preserve">C)  $21.14</w:t>
       </w:r>
     </w:p>
     <w:p>
@@ -4172,7 +4172,7 @@
           <w:sz w:val="21"/>
           <w:szCs w:val="21"/>
         </w:rPr>
-        <w:t xml:space="preserve">A)  17.75</w:t>
+        <w:t xml:space="preserve">A)  17.25</w:t>
       </w:r>
     </w:p>
     <w:p>
@@ -4185,7 +4185,7 @@
           <w:sz w:val="21"/>
           <w:szCs w:val="21"/>
         </w:rPr>
-        <w:t xml:space="preserve">B)  18.75</w:t>
+        <w:t xml:space="preserve">B)  17.75</w:t>
       </w:r>
     </w:p>
     <w:p>
@@ -4211,7 +4211,7 @@
           <w:sz w:val="21"/>
           <w:szCs w:val="21"/>
         </w:rPr>
-        <w:t xml:space="preserve">D)  17.25</w:t>
+        <w:t xml:space="preserve">D)  18.75</w:t>
       </w:r>
     </w:p>
     <w:p>
@@ -4435,7 +4435,7 @@
           <w:sz w:val="21"/>
           <w:szCs w:val="21"/>
         </w:rPr>
-        <w:t xml:space="preserve">A. 18.45</w:t>
+        <w:t xml:space="preserve">C. 18.45</w:t>
       </w:r>
     </w:p>
     <w:p>
@@ -4456,7 +4456,7 @@
           <w:sz w:val="21"/>
           <w:szCs w:val="21"/>
         </w:rPr>
-        <w:t xml:space="preserve">A. 12.82</w:t>
+        <w:t xml:space="preserve">B. 12.82</w:t>
       </w:r>
     </w:p>
     <w:p>
@@ -4534,7 +4534,7 @@
           <w:sz w:val="21"/>
           <w:szCs w:val="21"/>
         </w:rPr>
-        <w:t xml:space="preserve">A)  13.75</w:t>
+        <w:t xml:space="preserve">C)  13.75</w:t>
       </w:r>
       <w:r>
         <w:rPr>
@@ -4612,7 +4612,7 @@
           <w:sz w:val="21"/>
           <w:szCs w:val="21"/>
         </w:rPr>
-        <w:t xml:space="preserve">A)  $21.14</w:t>
+        <w:t xml:space="preserve">C)  $21.14</w:t>
       </w:r>
       <w:r>
         <w:rPr>
@@ -4650,7 +4650,7 @@
           <w:sz w:val="21"/>
           <w:szCs w:val="21"/>
         </w:rPr>
-        <w:t xml:space="preserve">A)  17.75</w:t>
+        <w:t xml:space="preserve">B)  17.75</w:t>
       </w:r>
       <w:r>
         <w:rPr>

--- a/lessons/2-11/downloads/2-11-notes-teacher.docx
+++ b/lessons/2-11/downloads/2-11-notes-teacher.docx
@@ -249,25 +249,141 @@
           <w:sz w:val="19"/>
           <w:szCs w:val="19"/>
         </w:rPr>
-        <w:t xml:space="preserve">Look at the picture, read the word, then read what it means.</w:t>
+        <w:t xml:space="preserve">Review each concept term, definition, non-example, and visual clue.</w:t>
       </w:r>
     </w:p>
     <w:tbl>
       <w:tblPr>
-        <w:tblW w:type="pct" w:w="100%"/>
+        <w:tblW w:type="dxa" w:w="9360"/>
         <w:tblBorders>
-          <w:top w:val="none" w:color="FFFFFF" w:sz="0"/>
-          <w:left w:val="none" w:color="FFFFFF" w:sz="0"/>
-          <w:bottom w:val="single" w:color="C7D2DD" w:sz="4"/>
-          <w:right w:val="none" w:color="FFFFFF" w:sz="0"/>
-          <w:insideH w:val="none" w:color="FFFFFF" w:sz="0"/>
-          <w:insideV w:val="none" w:color="FFFFFF" w:sz="0"/>
+          <w:top w:val="single" w:color="C7D2DD" w:sz="6"/>
+          <w:left w:val="single" w:color="C7D2DD" w:sz="6"/>
+          <w:bottom w:val="single" w:color="C7D2DD" w:sz="6"/>
+          <w:right w:val="single" w:color="C7D2DD" w:sz="6"/>
+          <w:insideH w:val="single" w:color="C7D2DD" w:sz="6"/>
+          <w:insideV w:val="single" w:color="C7D2DD" w:sz="6"/>
         </w:tblBorders>
       </w:tblPr>
       <w:tblGrid>
         <w:gridCol w:w="1800"/>
-        <w:gridCol w:w="7560"/>
+        <w:gridCol w:w="3160"/>
+        <w:gridCol w:w="2200"/>
+        <w:gridCol w:w="2200"/>
       </w:tblGrid>
+      <w:tr>
+        <w:trPr>
+          <w:cantSplit/>
+          <w:tblHeader/>
+        </w:trPr>
+        <w:tc>
+          <w:tcPr>
+            <w:tcW w:type="dxa" w:w="1800"/>
+            <w:shd w:fill="EEF4F8" w:color="auto" w:val="clear"/>
+            <w:tcMar>
+              <w:top w:type="dxa" w:w="80"/>
+              <w:left w:type="dxa" w:w="100"/>
+              <w:bottom w:type="dxa" w:w="80"/>
+              <w:right w:type="dxa" w:w="100"/>
+            </w:tcMar>
+          </w:tcPr>
+          <w:p>
+            <w:pPr>
+              <w:spacing w:after="0"/>
+            </w:pPr>
+            <w:r>
+              <w:rPr>
+                <w:b/>
+                <w:bCs/>
+                <w:color w:val="12355B"/>
+                <w:sz w:val="19"/>
+                <w:szCs w:val="19"/>
+              </w:rPr>
+              <w:t xml:space="preserve">Concept Term</w:t>
+            </w:r>
+          </w:p>
+        </w:tc>
+        <w:tc>
+          <w:tcPr>
+            <w:tcW w:type="dxa" w:w="3160"/>
+            <w:shd w:fill="EEF4F8" w:color="auto" w:val="clear"/>
+            <w:tcMar>
+              <w:top w:type="dxa" w:w="80"/>
+              <w:left w:type="dxa" w:w="100"/>
+              <w:bottom w:type="dxa" w:w="80"/>
+              <w:right w:type="dxa" w:w="100"/>
+            </w:tcMar>
+          </w:tcPr>
+          <w:p>
+            <w:pPr>
+              <w:spacing w:after="0"/>
+            </w:pPr>
+            <w:r>
+              <w:rPr>
+                <w:b/>
+                <w:bCs/>
+                <w:color w:val="12355B"/>
+                <w:sz w:val="19"/>
+                <w:szCs w:val="19"/>
+              </w:rPr>
+              <w:t xml:space="preserve">Student-Friendly Definition</w:t>
+            </w:r>
+          </w:p>
+        </w:tc>
+        <w:tc>
+          <w:tcPr>
+            <w:tcW w:type="dxa" w:w="2200"/>
+            <w:shd w:fill="EEF4F8" w:color="auto" w:val="clear"/>
+            <w:tcMar>
+              <w:top w:type="dxa" w:w="80"/>
+              <w:left w:type="dxa" w:w="100"/>
+              <w:bottom w:type="dxa" w:w="80"/>
+              <w:right w:type="dxa" w:w="100"/>
+            </w:tcMar>
+          </w:tcPr>
+          <w:p>
+            <w:pPr>
+              <w:spacing w:after="0"/>
+            </w:pPr>
+            <w:r>
+              <w:rPr>
+                <w:b/>
+                <w:bCs/>
+                <w:color w:val="12355B"/>
+                <w:sz w:val="19"/>
+                <w:szCs w:val="19"/>
+              </w:rPr>
+              <w:t xml:space="preserve">Non-Example</w:t>
+            </w:r>
+          </w:p>
+        </w:tc>
+        <w:tc>
+          <w:tcPr>
+            <w:tcW w:type="dxa" w:w="2200"/>
+            <w:shd w:fill="EEF4F8" w:color="auto" w:val="clear"/>
+            <w:tcMar>
+              <w:top w:type="dxa" w:w="80"/>
+              <w:left w:type="dxa" w:w="100"/>
+              <w:bottom w:type="dxa" w:w="80"/>
+              <w:right w:type="dxa" w:w="100"/>
+            </w:tcMar>
+          </w:tcPr>
+          <w:p>
+            <w:pPr>
+              <w:spacing w:after="0"/>
+            </w:pPr>
+            <w:r>
+              <w:rPr>
+                <w:b/>
+                <w:bCs/>
+                <w:color w:val="12355B"/>
+                <w:sz w:val="19"/>
+                <w:szCs w:val="19"/>
+              </w:rPr>
+              <w:t xml:space="preserve">Visual Clue</w:t>
+            </w:r>
+          </w:p>
+        </w:tc>
+      </w:tr>
       <w:tr>
         <w:trPr>
           <w:cantSplit/>
@@ -276,22 +392,126 @@
           <w:tcPr>
             <w:tcW w:type="dxa" w:w="1800"/>
             <w:tcMar>
-              <w:top w:type="dxa" w:w="100"/>
-              <w:left w:type="dxa" w:w="40"/>
-              <w:bottom w:type="dxa" w:w="100"/>
-              <w:right w:type="dxa" w:w="120"/>
+              <w:top w:type="dxa" w:w="80"/>
+              <w:left w:type="dxa" w:w="100"/>
+              <w:bottom w:type="dxa" w:w="80"/>
+              <w:right w:type="dxa" w:w="100"/>
             </w:tcMar>
-            <w:vAlign w:val="center"/>
+            <w:vAlign w:val="top"/>
           </w:tcPr>
           <w:p>
             <w:pPr>
+              <w:spacing w:after="30"/>
+            </w:pPr>
+            <w:r>
+              <w:rPr>
+                <w:b/>
+                <w:bCs/>
+                <w:color w:val="12355B"/>
+                <w:sz w:val="21"/>
+                <w:szCs w:val="21"/>
+              </w:rPr>
+              <w:t xml:space="preserve">Add and Subtract Decimals</w:t>
+            </w:r>
+          </w:p>
+          <w:p>
+            <w:pPr>
               <w:spacing w:after="0"/>
+            </w:pPr>
+            <w:r>
+              <w:rPr>
+                <w:i/>
+                <w:iCs/>
+                <w:color w:val="5F6F80"/>
+                <w:sz w:val="18"/>
+                <w:szCs w:val="18"/>
+              </w:rPr>
+              <w:t xml:space="preserve">Sumar y restar decimales</w:t>
+            </w:r>
+          </w:p>
+        </w:tc>
+        <w:tc>
+          <w:tcPr>
+            <w:tcW w:type="dxa" w:w="3160"/>
+            <w:tcMar>
+              <w:top w:type="dxa" w:w="80"/>
+              <w:left w:type="dxa" w:w="100"/>
+              <w:bottom w:type="dxa" w:w="80"/>
+              <w:right w:type="dxa" w:w="100"/>
+            </w:tcMar>
+            <w:vAlign w:val="top"/>
+          </w:tcPr>
+          <w:p>
+            <w:pPr>
+              <w:spacing w:after="0"/>
+            </w:pPr>
+            <w:r>
+              <w:rPr>
+                <w:sz w:val="20"/>
+                <w:szCs w:val="20"/>
+              </w:rPr>
+              <w:t xml:space="preserve">Combine or find the difference between decimals by lining up equal place values.</w:t>
+            </w:r>
+          </w:p>
+        </w:tc>
+        <w:tc>
+          <w:tcPr>
+            <w:tcW w:type="dxa" w:w="2200"/>
+            <w:tcMar>
+              <w:top w:type="dxa" w:w="80"/>
+              <w:left w:type="dxa" w:w="100"/>
+              <w:bottom w:type="dxa" w:w="80"/>
+              <w:right w:type="dxa" w:w="100"/>
+            </w:tcMar>
+            <w:vAlign w:val="top"/>
+          </w:tcPr>
+          <w:p>
+            <w:pPr>
+              <w:spacing w:after="40"/>
+            </w:pPr>
+            <w:r>
+              <w:rPr>
+                <w:i/>
+                <w:iCs/>
+                <w:color w:val="5F6F80"/>
+                <w:sz w:val="19"/>
+                <w:szCs w:val="19"/>
+              </w:rPr>
+              <w:t xml:space="preserve">Not Add and Subtract Decimals: write a counter-example that breaks the definition.</w:t>
+            </w:r>
+          </w:p>
+          <w:p>
+            <w:pPr>
+              <w:pBdr>
+                <w:bottom w:val="single" w:color="AFBECC" w:sz="6"/>
+              </w:pBdr>
+              <w:spacing w:after="30" w:before="150"/>
+            </w:pPr>
+            <w:r>
+              <w:t xml:space="preserve"/>
+            </w:r>
+          </w:p>
+        </w:tc>
+        <w:tc>
+          <w:tcPr>
+            <w:tcW w:type="dxa" w:w="2200"/>
+            <w:tcMar>
+              <w:top w:type="dxa" w:w="80"/>
+              <w:left w:type="dxa" w:w="100"/>
+              <w:bottom w:type="dxa" w:w="80"/>
+              <w:right w:type="dxa" w:w="100"/>
+            </w:tcMar>
+            <w:vAlign w:val="top"/>
+          </w:tcPr>
+          <w:p>
+            <w:pPr>
+              <w:spacing w:after="40"/>
               <w:jc w:val="center"/>
             </w:pPr>
             <w:r>
               <w:drawing>
                 <wp:inline distT="0" distB="0" distL="0" distR="0">
-                  <wp:extent cx="1047750" cy="790575"/>
+                  <wp:extent cx="876300" cy="657225"/>
                   <wp:effectExtent t="0" r="0" b="0" l="0"/>
                   <wp:docPr id="1" name="" descr="" title=""/>
                   <wp:cNvGraphicFramePr>
@@ -316,7 +536,7 @@
                         <pic:spPr bwMode="auto">
                           <a:xfrm>
                             <a:off x="0" y="0"/>
-                            <a:ext cx="1047750" cy="790575"/>
+                            <a:ext cx="876300" cy="657225"/>
                           </a:xfrm>
                           <a:prstGeom prst="rect">
                             <a:avLst/>
@@ -329,69 +549,10 @@
               </w:drawing>
             </w:r>
           </w:p>
-        </w:tc>
-        <w:tc>
-          <w:tcPr>
-            <w:tcW w:type="dxa" w:w="7560"/>
-            <w:tcMar>
-              <w:top w:type="dxa" w:w="100"/>
-              <w:left w:type="dxa" w:w="40"/>
-              <w:bottom w:type="dxa" w:w="100"/>
-              <w:right w:type="dxa" w:w="40"/>
-            </w:tcMar>
-            <w:vAlign w:val="center"/>
-          </w:tcPr>
-          <w:p>
-            <w:pPr>
-              <w:spacing w:after="50"/>
-            </w:pPr>
-            <w:r>
-              <w:rPr>
-                <w:b/>
-                <w:bCs/>
-                <w:color w:val="12355B"/>
-                <w:sz w:val="24"/>
-                <w:szCs w:val="24"/>
-              </w:rPr>
-              <w:t xml:space="preserve">Add and Subtract Decimals</w:t>
-            </w:r>
-            <w:r>
-              <w:rPr>
-                <w:i/>
-                <w:iCs/>
-                <w:color w:val="5F6F80"/>
-                <w:sz w:val="19"/>
-                <w:szCs w:val="19"/>
-              </w:rPr>
-              <w:t xml:space="preserve">   Sumar y restar decimales</w:t>
-            </w:r>
-          </w:p>
-          <w:p>
-            <w:pPr>
-              <w:spacing w:after="40"/>
-            </w:pPr>
-            <w:r>
-              <w:rPr>
-                <w:sz w:val="21"/>
-                <w:szCs w:val="21"/>
-              </w:rPr>
-              <w:t xml:space="preserve">Combine or find the difference between decimals by lining up equal place values.</w:t>
-            </w:r>
-          </w:p>
           <w:p>
             <w:pPr>
               <w:spacing w:after="0"/>
             </w:pPr>
-            <w:r>
-              <w:rPr>
-                <w:b/>
-                <w:bCs/>
-                <w:color w:val="1FA6A2"/>
-                <w:sz w:val="18"/>
-                <w:szCs w:val="18"/>
-              </w:rPr>
-              <w:t xml:space="preserve">Example:  </w:t>
-            </w:r>
             <w:r>
               <w:rPr>
                 <w:i/>
@@ -405,23 +566,6 @@
           </w:p>
         </w:tc>
       </w:tr>
-    </w:tbl>
-    <w:tbl>
-      <w:tblPr>
-        <w:tblW w:type="pct" w:w="100%"/>
-        <w:tblBorders>
-          <w:top w:val="none" w:color="FFFFFF" w:sz="0"/>
-          <w:left w:val="none" w:color="FFFFFF" w:sz="0"/>
-          <w:bottom w:val="single" w:color="C7D2DD" w:sz="4"/>
-          <w:right w:val="none" w:color="FFFFFF" w:sz="0"/>
-          <w:insideH w:val="none" w:color="FFFFFF" w:sz="0"/>
-          <w:insideV w:val="none" w:color="FFFFFF" w:sz="0"/>
-        </w:tblBorders>
-      </w:tblPr>
-      <w:tblGrid>
-        <w:gridCol w:w="1800"/>
-        <w:gridCol w:w="7560"/>
-      </w:tblGrid>
       <w:tr>
         <w:trPr>
           <w:cantSplit/>
@@ -430,22 +574,126 @@
           <w:tcPr>
             <w:tcW w:type="dxa" w:w="1800"/>
             <w:tcMar>
-              <w:top w:type="dxa" w:w="100"/>
-              <w:left w:type="dxa" w:w="40"/>
-              <w:bottom w:type="dxa" w:w="100"/>
-              <w:right w:type="dxa" w:w="120"/>
+              <w:top w:type="dxa" w:w="80"/>
+              <w:left w:type="dxa" w:w="100"/>
+              <w:bottom w:type="dxa" w:w="80"/>
+              <w:right w:type="dxa" w:w="100"/>
             </w:tcMar>
-            <w:vAlign w:val="center"/>
+            <w:vAlign w:val="top"/>
           </w:tcPr>
           <w:p>
             <w:pPr>
+              <w:spacing w:after="30"/>
+            </w:pPr>
+            <w:r>
+              <w:rPr>
+                <w:b/>
+                <w:bCs/>
+                <w:color w:val="12355B"/>
+                <w:sz w:val="21"/>
+                <w:szCs w:val="21"/>
+              </w:rPr>
+              <w:t xml:space="preserve">Decimal</w:t>
+            </w:r>
+          </w:p>
+          <w:p>
+            <w:pPr>
               <w:spacing w:after="0"/>
+            </w:pPr>
+            <w:r>
+              <w:rPr>
+                <w:i/>
+                <w:iCs/>
+                <w:color w:val="5F6F80"/>
+                <w:sz w:val="18"/>
+                <w:szCs w:val="18"/>
+              </w:rPr>
+              <w:t xml:space="preserve">Decimal</w:t>
+            </w:r>
+          </w:p>
+        </w:tc>
+        <w:tc>
+          <w:tcPr>
+            <w:tcW w:type="dxa" w:w="3160"/>
+            <w:tcMar>
+              <w:top w:type="dxa" w:w="80"/>
+              <w:left w:type="dxa" w:w="100"/>
+              <w:bottom w:type="dxa" w:w="80"/>
+              <w:right w:type="dxa" w:w="100"/>
+            </w:tcMar>
+            <w:vAlign w:val="top"/>
+          </w:tcPr>
+          <w:p>
+            <w:pPr>
+              <w:spacing w:after="0"/>
+            </w:pPr>
+            <w:r>
+              <w:rPr>
+                <w:sz w:val="20"/>
+                <w:szCs w:val="20"/>
+              </w:rPr>
+              <w:t xml:space="preserve">A number with a dot, like 0.5, that shows a part less than one.</w:t>
+            </w:r>
+          </w:p>
+        </w:tc>
+        <w:tc>
+          <w:tcPr>
+            <w:tcW w:type="dxa" w:w="2200"/>
+            <w:tcMar>
+              <w:top w:type="dxa" w:w="80"/>
+              <w:left w:type="dxa" w:w="100"/>
+              <w:bottom w:type="dxa" w:w="80"/>
+              <w:right w:type="dxa" w:w="100"/>
+            </w:tcMar>
+            <w:vAlign w:val="top"/>
+          </w:tcPr>
+          <w:p>
+            <w:pPr>
+              <w:spacing w:after="40"/>
+            </w:pPr>
+            <w:r>
+              <w:rPr>
+                <w:i/>
+                <w:iCs/>
+                <w:color w:val="5F6F80"/>
+                <w:sz w:val="19"/>
+                <w:szCs w:val="19"/>
+              </w:rPr>
+              <w:t xml:space="preserve">Not Decimal: write a counter-example that breaks the definition.</w:t>
+            </w:r>
+          </w:p>
+          <w:p>
+            <w:pPr>
+              <w:pBdr>
+                <w:bottom w:val="single" w:color="AFBECC" w:sz="6"/>
+              </w:pBdr>
+              <w:spacing w:after="30" w:before="150"/>
+            </w:pPr>
+            <w:r>
+              <w:t xml:space="preserve"/>
+            </w:r>
+          </w:p>
+        </w:tc>
+        <w:tc>
+          <w:tcPr>
+            <w:tcW w:type="dxa" w:w="2200"/>
+            <w:tcMar>
+              <w:top w:type="dxa" w:w="80"/>
+              <w:left w:type="dxa" w:w="100"/>
+              <w:bottom w:type="dxa" w:w="80"/>
+              <w:right w:type="dxa" w:w="100"/>
+            </w:tcMar>
+            <w:vAlign w:val="top"/>
+          </w:tcPr>
+          <w:p>
+            <w:pPr>
+              <w:spacing w:after="40"/>
               <w:jc w:val="center"/>
             </w:pPr>
             <w:r>
               <w:drawing>
                 <wp:inline distT="0" distB="0" distL="0" distR="0">
-                  <wp:extent cx="1047750" cy="790575"/>
+                  <wp:extent cx="876300" cy="657225"/>
                   <wp:effectExtent t="0" r="0" b="0" l="0"/>
                   <wp:docPr id="1" name="" descr="" title=""/>
                   <wp:cNvGraphicFramePr>
@@ -470,7 +718,7 @@
                         <pic:spPr bwMode="auto">
                           <a:xfrm>
                             <a:off x="0" y="0"/>
-                            <a:ext cx="1047750" cy="790575"/>
+                            <a:ext cx="876300" cy="657225"/>
                           </a:xfrm>
                           <a:prstGeom prst="rect">
                             <a:avLst/>
@@ -483,69 +731,10 @@
               </w:drawing>
             </w:r>
           </w:p>
-        </w:tc>
-        <w:tc>
-          <w:tcPr>
-            <w:tcW w:type="dxa" w:w="7560"/>
-            <w:tcMar>
-              <w:top w:type="dxa" w:w="100"/>
-              <w:left w:type="dxa" w:w="40"/>
-              <w:bottom w:type="dxa" w:w="100"/>
-              <w:right w:type="dxa" w:w="40"/>
-            </w:tcMar>
-            <w:vAlign w:val="center"/>
-          </w:tcPr>
-          <w:p>
-            <w:pPr>
-              <w:spacing w:after="50"/>
-            </w:pPr>
-            <w:r>
-              <w:rPr>
-                <w:b/>
-                <w:bCs/>
-                <w:color w:val="12355B"/>
-                <w:sz w:val="24"/>
-                <w:szCs w:val="24"/>
-              </w:rPr>
-              <w:t xml:space="preserve">Decimal</w:t>
-            </w:r>
-            <w:r>
-              <w:rPr>
-                <w:i/>
-                <w:iCs/>
-                <w:color w:val="5F6F80"/>
-                <w:sz w:val="19"/>
-                <w:szCs w:val="19"/>
-              </w:rPr>
-              <w:t xml:space="preserve">   Decimal</w:t>
-            </w:r>
-          </w:p>
-          <w:p>
-            <w:pPr>
-              <w:spacing w:after="40"/>
-            </w:pPr>
-            <w:r>
-              <w:rPr>
-                <w:sz w:val="21"/>
-                <w:szCs w:val="21"/>
-              </w:rPr>
-              <w:t xml:space="preserve">A number with a dot, like 0.5, that shows a part less than one.</w:t>
-            </w:r>
-          </w:p>
           <w:p>
             <w:pPr>
               <w:spacing w:after="0"/>
             </w:pPr>
-            <w:r>
-              <w:rPr>
-                <w:b/>
-                <w:bCs/>
-                <w:color w:val="1FA6A2"/>
-                <w:sz w:val="18"/>
-                <w:szCs w:val="18"/>
-              </w:rPr>
-              <w:t xml:space="preserve">Example:  </w:t>
-            </w:r>
             <w:r>
               <w:rPr>
                 <w:i/>
@@ -559,23 +748,6 @@
           </w:p>
         </w:tc>
       </w:tr>
-    </w:tbl>
-    <w:tbl>
-      <w:tblPr>
-        <w:tblW w:type="pct" w:w="100%"/>
-        <w:tblBorders>
-          <w:top w:val="none" w:color="FFFFFF" w:sz="0"/>
-          <w:left w:val="none" w:color="FFFFFF" w:sz="0"/>
-          <w:bottom w:val="single" w:color="C7D2DD" w:sz="4"/>
-          <w:right w:val="none" w:color="FFFFFF" w:sz="0"/>
-          <w:insideH w:val="none" w:color="FFFFFF" w:sz="0"/>
-          <w:insideV w:val="none" w:color="FFFFFF" w:sz="0"/>
-        </w:tblBorders>
-      </w:tblPr>
-      <w:tblGrid>
-        <w:gridCol w:w="1800"/>
-        <w:gridCol w:w="7560"/>
-      </w:tblGrid>
       <w:tr>
         <w:trPr>
           <w:cantSplit/>
@@ -584,22 +756,126 @@
           <w:tcPr>
             <w:tcW w:type="dxa" w:w="1800"/>
             <w:tcMar>
-              <w:top w:type="dxa" w:w="100"/>
-              <w:left w:type="dxa" w:w="40"/>
-              <w:bottom w:type="dxa" w:w="100"/>
-              <w:right w:type="dxa" w:w="120"/>
+              <w:top w:type="dxa" w:w="80"/>
+              <w:left w:type="dxa" w:w="100"/>
+              <w:bottom w:type="dxa" w:w="80"/>
+              <w:right w:type="dxa" w:w="100"/>
             </w:tcMar>
-            <w:vAlign w:val="center"/>
+            <w:vAlign w:val="top"/>
           </w:tcPr>
           <w:p>
             <w:pPr>
+              <w:spacing w:after="30"/>
+            </w:pPr>
+            <w:r>
+              <w:rPr>
+                <w:b/>
+                <w:bCs/>
+                <w:color w:val="12355B"/>
+                <w:sz w:val="21"/>
+                <w:szCs w:val="21"/>
+              </w:rPr>
+              <w:t xml:space="preserve">Place value</w:t>
+            </w:r>
+          </w:p>
+          <w:p>
+            <w:pPr>
               <w:spacing w:after="0"/>
+            </w:pPr>
+            <w:r>
+              <w:rPr>
+                <w:i/>
+                <w:iCs/>
+                <w:color w:val="5F6F80"/>
+                <w:sz w:val="18"/>
+                <w:szCs w:val="18"/>
+              </w:rPr>
+              <w:t xml:space="preserve">Valor posicional</w:t>
+            </w:r>
+          </w:p>
+        </w:tc>
+        <w:tc>
+          <w:tcPr>
+            <w:tcW w:type="dxa" w:w="3160"/>
+            <w:tcMar>
+              <w:top w:type="dxa" w:w="80"/>
+              <w:left w:type="dxa" w:w="100"/>
+              <w:bottom w:type="dxa" w:w="80"/>
+              <w:right w:type="dxa" w:w="100"/>
+            </w:tcMar>
+            <w:vAlign w:val="top"/>
+          </w:tcPr>
+          <w:p>
+            <w:pPr>
+              <w:spacing w:after="0"/>
+            </w:pPr>
+            <w:r>
+              <w:rPr>
+                <w:sz w:val="20"/>
+                <w:szCs w:val="20"/>
+              </w:rPr>
+              <w:t xml:space="preserve">What a digit is worth based on where it sits in a number.</w:t>
+            </w:r>
+          </w:p>
+        </w:tc>
+        <w:tc>
+          <w:tcPr>
+            <w:tcW w:type="dxa" w:w="2200"/>
+            <w:tcMar>
+              <w:top w:type="dxa" w:w="80"/>
+              <w:left w:type="dxa" w:w="100"/>
+              <w:bottom w:type="dxa" w:w="80"/>
+              <w:right w:type="dxa" w:w="100"/>
+            </w:tcMar>
+            <w:vAlign w:val="top"/>
+          </w:tcPr>
+          <w:p>
+            <w:pPr>
+              <w:spacing w:after="40"/>
+            </w:pPr>
+            <w:r>
+              <w:rPr>
+                <w:i/>
+                <w:iCs/>
+                <w:color w:val="5F6F80"/>
+                <w:sz w:val="19"/>
+                <w:szCs w:val="19"/>
+              </w:rPr>
+              <w:t xml:space="preserve">Not Place value: write a counter-example that breaks the definition.</w:t>
+            </w:r>
+          </w:p>
+          <w:p>
+            <w:pPr>
+              <w:pBdr>
+                <w:bottom w:val="single" w:color="AFBECC" w:sz="6"/>
+              </w:pBdr>
+              <w:spacing w:after="30" w:before="150"/>
+            </w:pPr>
+            <w:r>
+              <w:t xml:space="preserve"/>
+            </w:r>
+          </w:p>
+        </w:tc>
+        <w:tc>
+          <w:tcPr>
+            <w:tcW w:type="dxa" w:w="2200"/>
+            <w:tcMar>
+              <w:top w:type="dxa" w:w="80"/>
+              <w:left w:type="dxa" w:w="100"/>
+              <w:bottom w:type="dxa" w:w="80"/>
+              <w:right w:type="dxa" w:w="100"/>
+            </w:tcMar>
+            <w:vAlign w:val="top"/>
+          </w:tcPr>
+          <w:p>
+            <w:pPr>
+              <w:spacing w:after="40"/>
               <w:jc w:val="center"/>
             </w:pPr>
             <w:r>
               <w:drawing>
                 <wp:inline distT="0" distB="0" distL="0" distR="0">
-                  <wp:extent cx="1047750" cy="628650"/>
+                  <wp:extent cx="876300" cy="523875"/>
                   <wp:effectExtent t="0" r="0" b="0" l="0"/>
                   <wp:docPr id="1" name="" descr="" title=""/>
                   <wp:cNvGraphicFramePr>
@@ -624,7 +900,7 @@
                         <pic:spPr bwMode="auto">
                           <a:xfrm>
                             <a:off x="0" y="0"/>
-                            <a:ext cx="1047750" cy="628650"/>
+                            <a:ext cx="876300" cy="523875"/>
                           </a:xfrm>
                           <a:prstGeom prst="rect">
                             <a:avLst/>
@@ -637,69 +913,10 @@
               </w:drawing>
             </w:r>
           </w:p>
-        </w:tc>
-        <w:tc>
-          <w:tcPr>
-            <w:tcW w:type="dxa" w:w="7560"/>
-            <w:tcMar>
-              <w:top w:type="dxa" w:w="100"/>
-              <w:left w:type="dxa" w:w="40"/>
-              <w:bottom w:type="dxa" w:w="100"/>
-              <w:right w:type="dxa" w:w="40"/>
-            </w:tcMar>
-            <w:vAlign w:val="center"/>
-          </w:tcPr>
-          <w:p>
-            <w:pPr>
-              <w:spacing w:after="50"/>
-            </w:pPr>
-            <w:r>
-              <w:rPr>
-                <w:b/>
-                <w:bCs/>
-                <w:color w:val="12355B"/>
-                <w:sz w:val="24"/>
-                <w:szCs w:val="24"/>
-              </w:rPr>
-              <w:t xml:space="preserve">Place value</w:t>
-            </w:r>
-            <w:r>
-              <w:rPr>
-                <w:i/>
-                <w:iCs/>
-                <w:color w:val="5F6F80"/>
-                <w:sz w:val="19"/>
-                <w:szCs w:val="19"/>
-              </w:rPr>
-              <w:t xml:space="preserve">   Valor posicional</w:t>
-            </w:r>
-          </w:p>
-          <w:p>
-            <w:pPr>
-              <w:spacing w:after="40"/>
-            </w:pPr>
-            <w:r>
-              <w:rPr>
-                <w:sz w:val="21"/>
-                <w:szCs w:val="21"/>
-              </w:rPr>
-              <w:t xml:space="preserve">What a digit is worth based on where it sits in a number.</w:t>
-            </w:r>
-          </w:p>
           <w:p>
             <w:pPr>
               <w:spacing w:after="0"/>
             </w:pPr>
-            <w:r>
-              <w:rPr>
-                <w:b/>
-                <w:bCs/>
-                <w:color w:val="1FA6A2"/>
-                <w:sz w:val="18"/>
-                <w:szCs w:val="18"/>
-              </w:rPr>
-              <w:t xml:space="preserve">Example:  </w:t>
-            </w:r>
             <w:r>
               <w:rPr>
                 <w:i/>
@@ -713,23 +930,6 @@
           </w:p>
         </w:tc>
       </w:tr>
-    </w:tbl>
-    <w:tbl>
-      <w:tblPr>
-        <w:tblW w:type="pct" w:w="100%"/>
-        <w:tblBorders>
-          <w:top w:val="none" w:color="FFFFFF" w:sz="0"/>
-          <w:left w:val="none" w:color="FFFFFF" w:sz="0"/>
-          <w:bottom w:val="single" w:color="C7D2DD" w:sz="4"/>
-          <w:right w:val="none" w:color="FFFFFF" w:sz="0"/>
-          <w:insideH w:val="none" w:color="FFFFFF" w:sz="0"/>
-          <w:insideV w:val="none" w:color="FFFFFF" w:sz="0"/>
-        </w:tblBorders>
-      </w:tblPr>
-      <w:tblGrid>
-        <w:gridCol w:w="1800"/>
-        <w:gridCol w:w="7560"/>
-      </w:tblGrid>
       <w:tr>
         <w:trPr>
           <w:cantSplit/>
@@ -738,22 +938,126 @@
           <w:tcPr>
             <w:tcW w:type="dxa" w:w="1800"/>
             <w:tcMar>
-              <w:top w:type="dxa" w:w="100"/>
-              <w:left w:type="dxa" w:w="40"/>
-              <w:bottom w:type="dxa" w:w="100"/>
-              <w:right w:type="dxa" w:w="120"/>
+              <w:top w:type="dxa" w:w="80"/>
+              <w:left w:type="dxa" w:w="100"/>
+              <w:bottom w:type="dxa" w:w="80"/>
+              <w:right w:type="dxa" w:w="100"/>
             </w:tcMar>
-            <w:vAlign w:val="center"/>
+            <w:vAlign w:val="top"/>
           </w:tcPr>
           <w:p>
             <w:pPr>
+              <w:spacing w:after="30"/>
+            </w:pPr>
+            <w:r>
+              <w:rPr>
+                <w:b/>
+                <w:bCs/>
+                <w:color w:val="12355B"/>
+                <w:sz w:val="21"/>
+                <w:szCs w:val="21"/>
+              </w:rPr>
+              <w:t xml:space="preserve">Tenths</w:t>
+            </w:r>
+          </w:p>
+          <w:p>
+            <w:pPr>
               <w:spacing w:after="0"/>
+            </w:pPr>
+            <w:r>
+              <w:rPr>
+                <w:i/>
+                <w:iCs/>
+                <w:color w:val="5F6F80"/>
+                <w:sz w:val="18"/>
+                <w:szCs w:val="18"/>
+              </w:rPr>
+              <w:t xml:space="preserve">Décimas</w:t>
+            </w:r>
+          </w:p>
+        </w:tc>
+        <w:tc>
+          <w:tcPr>
+            <w:tcW w:type="dxa" w:w="3160"/>
+            <w:tcMar>
+              <w:top w:type="dxa" w:w="80"/>
+              <w:left w:type="dxa" w:w="100"/>
+              <w:bottom w:type="dxa" w:w="80"/>
+              <w:right w:type="dxa" w:w="100"/>
+            </w:tcMar>
+            <w:vAlign w:val="top"/>
+          </w:tcPr>
+          <w:p>
+            <w:pPr>
+              <w:spacing w:after="0"/>
+            </w:pPr>
+            <w:r>
+              <w:rPr>
+                <w:sz w:val="20"/>
+                <w:szCs w:val="20"/>
+              </w:rPr>
+              <w:t xml:space="preserve">The first spot after the decimal point. It shows parts out of 10.</w:t>
+            </w:r>
+          </w:p>
+        </w:tc>
+        <w:tc>
+          <w:tcPr>
+            <w:tcW w:type="dxa" w:w="2200"/>
+            <w:tcMar>
+              <w:top w:type="dxa" w:w="80"/>
+              <w:left w:type="dxa" w:w="100"/>
+              <w:bottom w:type="dxa" w:w="80"/>
+              <w:right w:type="dxa" w:w="100"/>
+            </w:tcMar>
+            <w:vAlign w:val="top"/>
+          </w:tcPr>
+          <w:p>
+            <w:pPr>
+              <w:spacing w:after="40"/>
+            </w:pPr>
+            <w:r>
+              <w:rPr>
+                <w:i/>
+                <w:iCs/>
+                <w:color w:val="5F6F80"/>
+                <w:sz w:val="19"/>
+                <w:szCs w:val="19"/>
+              </w:rPr>
+              <w:t xml:space="preserve">Not Tenths: write a counter-example that breaks the definition.</w:t>
+            </w:r>
+          </w:p>
+          <w:p>
+            <w:pPr>
+              <w:pBdr>
+                <w:bottom w:val="single" w:color="AFBECC" w:sz="6"/>
+              </w:pBdr>
+              <w:spacing w:after="30" w:before="150"/>
+            </w:pPr>
+            <w:r>
+              <w:t xml:space="preserve"/>
+            </w:r>
+          </w:p>
+        </w:tc>
+        <w:tc>
+          <w:tcPr>
+            <w:tcW w:type="dxa" w:w="2200"/>
+            <w:tcMar>
+              <w:top w:type="dxa" w:w="80"/>
+              <w:left w:type="dxa" w:w="100"/>
+              <w:bottom w:type="dxa" w:w="80"/>
+              <w:right w:type="dxa" w:w="100"/>
+            </w:tcMar>
+            <w:vAlign w:val="top"/>
+          </w:tcPr>
+          <w:p>
+            <w:pPr>
+              <w:spacing w:after="40"/>
               <w:jc w:val="center"/>
             </w:pPr>
             <w:r>
               <w:drawing>
                 <wp:inline distT="0" distB="0" distL="0" distR="0">
-                  <wp:extent cx="1047750" cy="628650"/>
+                  <wp:extent cx="876300" cy="523875"/>
                   <wp:effectExtent t="0" r="0" b="0" l="0"/>
                   <wp:docPr id="1" name="" descr="" title=""/>
                   <wp:cNvGraphicFramePr>
@@ -778,7 +1082,7 @@
                         <pic:spPr bwMode="auto">
                           <a:xfrm>
                             <a:off x="0" y="0"/>
-                            <a:ext cx="1047750" cy="628650"/>
+                            <a:ext cx="876300" cy="523875"/>
                           </a:xfrm>
                           <a:prstGeom prst="rect">
                             <a:avLst/>
@@ -791,69 +1095,10 @@
               </w:drawing>
             </w:r>
           </w:p>
-        </w:tc>
-        <w:tc>
-          <w:tcPr>
-            <w:tcW w:type="dxa" w:w="7560"/>
-            <w:tcMar>
-              <w:top w:type="dxa" w:w="100"/>
-              <w:left w:type="dxa" w:w="40"/>
-              <w:bottom w:type="dxa" w:w="100"/>
-              <w:right w:type="dxa" w:w="40"/>
-            </w:tcMar>
-            <w:vAlign w:val="center"/>
-          </w:tcPr>
-          <w:p>
-            <w:pPr>
-              <w:spacing w:after="50"/>
-            </w:pPr>
-            <w:r>
-              <w:rPr>
-                <w:b/>
-                <w:bCs/>
-                <w:color w:val="12355B"/>
-                <w:sz w:val="24"/>
-                <w:szCs w:val="24"/>
-              </w:rPr>
-              <w:t xml:space="preserve">Tenths</w:t>
-            </w:r>
-            <w:r>
-              <w:rPr>
-                <w:i/>
-                <w:iCs/>
-                <w:color w:val="5F6F80"/>
-                <w:sz w:val="19"/>
-                <w:szCs w:val="19"/>
-              </w:rPr>
-              <w:t xml:space="preserve">   Décimas</w:t>
-            </w:r>
-          </w:p>
-          <w:p>
-            <w:pPr>
-              <w:spacing w:after="40"/>
-            </w:pPr>
-            <w:r>
-              <w:rPr>
-                <w:sz w:val="21"/>
-                <w:szCs w:val="21"/>
-              </w:rPr>
-              <w:t xml:space="preserve">The first spot after the decimal point. It shows parts out of 10.</w:t>
-            </w:r>
-          </w:p>
           <w:p>
             <w:pPr>
               <w:spacing w:after="0"/>
             </w:pPr>
-            <w:r>
-              <w:rPr>
-                <w:b/>
-                <w:bCs/>
-                <w:color w:val="1FA6A2"/>
-                <w:sz w:val="18"/>
-                <w:szCs w:val="18"/>
-              </w:rPr>
-              <w:t xml:space="preserve">Example:  </w:t>
-            </w:r>
             <w:r>
               <w:rPr>
                 <w:i/>
@@ -867,23 +1112,6 @@
           </w:p>
         </w:tc>
       </w:tr>
-    </w:tbl>
-    <w:tbl>
-      <w:tblPr>
-        <w:tblW w:type="pct" w:w="100%"/>
-        <w:tblBorders>
-          <w:top w:val="none" w:color="FFFFFF" w:sz="0"/>
-          <w:left w:val="none" w:color="FFFFFF" w:sz="0"/>
-          <w:bottom w:val="single" w:color="C7D2DD" w:sz="4"/>
-          <w:right w:val="none" w:color="FFFFFF" w:sz="0"/>
-          <w:insideH w:val="none" w:color="FFFFFF" w:sz="0"/>
-          <w:insideV w:val="none" w:color="FFFFFF" w:sz="0"/>
-        </w:tblBorders>
-      </w:tblPr>
-      <w:tblGrid>
-        <w:gridCol w:w="1800"/>
-        <w:gridCol w:w="7560"/>
-      </w:tblGrid>
       <w:tr>
         <w:trPr>
           <w:cantSplit/>
@@ -892,22 +1120,126 @@
           <w:tcPr>
             <w:tcW w:type="dxa" w:w="1800"/>
             <w:tcMar>
-              <w:top w:type="dxa" w:w="100"/>
-              <w:left w:type="dxa" w:w="40"/>
-              <w:bottom w:type="dxa" w:w="100"/>
-              <w:right w:type="dxa" w:w="120"/>
+              <w:top w:type="dxa" w:w="80"/>
+              <w:left w:type="dxa" w:w="100"/>
+              <w:bottom w:type="dxa" w:w="80"/>
+              <w:right w:type="dxa" w:w="100"/>
             </w:tcMar>
-            <w:vAlign w:val="center"/>
+            <w:vAlign w:val="top"/>
           </w:tcPr>
           <w:p>
             <w:pPr>
+              <w:spacing w:after="30"/>
+            </w:pPr>
+            <w:r>
+              <w:rPr>
+                <w:b/>
+                <w:bCs/>
+                <w:color w:val="12355B"/>
+                <w:sz w:val="21"/>
+                <w:szCs w:val="21"/>
+              </w:rPr>
+              <w:t xml:space="preserve">Hundredths</w:t>
+            </w:r>
+          </w:p>
+          <w:p>
+            <w:pPr>
               <w:spacing w:after="0"/>
+            </w:pPr>
+            <w:r>
+              <w:rPr>
+                <w:i/>
+                <w:iCs/>
+                <w:color w:val="5F6F80"/>
+                <w:sz w:val="18"/>
+                <w:szCs w:val="18"/>
+              </w:rPr>
+              <w:t xml:space="preserve">Centésimas</w:t>
+            </w:r>
+          </w:p>
+        </w:tc>
+        <w:tc>
+          <w:tcPr>
+            <w:tcW w:type="dxa" w:w="3160"/>
+            <w:tcMar>
+              <w:top w:type="dxa" w:w="80"/>
+              <w:left w:type="dxa" w:w="100"/>
+              <w:bottom w:type="dxa" w:w="80"/>
+              <w:right w:type="dxa" w:w="100"/>
+            </w:tcMar>
+            <w:vAlign w:val="top"/>
+          </w:tcPr>
+          <w:p>
+            <w:pPr>
+              <w:spacing w:after="0"/>
+            </w:pPr>
+            <w:r>
+              <w:rPr>
+                <w:sz w:val="20"/>
+                <w:szCs w:val="20"/>
+              </w:rPr>
+              <w:t xml:space="preserve">The second spot after the decimal point. It shows parts out of 100.</w:t>
+            </w:r>
+          </w:p>
+        </w:tc>
+        <w:tc>
+          <w:tcPr>
+            <w:tcW w:type="dxa" w:w="2200"/>
+            <w:tcMar>
+              <w:top w:type="dxa" w:w="80"/>
+              <w:left w:type="dxa" w:w="100"/>
+              <w:bottom w:type="dxa" w:w="80"/>
+              <w:right w:type="dxa" w:w="100"/>
+            </w:tcMar>
+            <w:vAlign w:val="top"/>
+          </w:tcPr>
+          <w:p>
+            <w:pPr>
+              <w:spacing w:after="40"/>
+            </w:pPr>
+            <w:r>
+              <w:rPr>
+                <w:i/>
+                <w:iCs/>
+                <w:color w:val="5F6F80"/>
+                <w:sz w:val="19"/>
+                <w:szCs w:val="19"/>
+              </w:rPr>
+              <w:t xml:space="preserve">Not Hundredths: write a counter-example that breaks the definition.</w:t>
+            </w:r>
+          </w:p>
+          <w:p>
+            <w:pPr>
+              <w:pBdr>
+                <w:bottom w:val="single" w:color="AFBECC" w:sz="6"/>
+              </w:pBdr>
+              <w:spacing w:after="30" w:before="150"/>
+            </w:pPr>
+            <w:r>
+              <w:t xml:space="preserve"/>
+            </w:r>
+          </w:p>
+        </w:tc>
+        <w:tc>
+          <w:tcPr>
+            <w:tcW w:type="dxa" w:w="2200"/>
+            <w:tcMar>
+              <w:top w:type="dxa" w:w="80"/>
+              <w:left w:type="dxa" w:w="100"/>
+              <w:bottom w:type="dxa" w:w="80"/>
+              <w:right w:type="dxa" w:w="100"/>
+            </w:tcMar>
+            <w:vAlign w:val="top"/>
+          </w:tcPr>
+          <w:p>
+            <w:pPr>
+              <w:spacing w:after="40"/>
               <w:jc w:val="center"/>
             </w:pPr>
             <w:r>
               <w:drawing>
                 <wp:inline distT="0" distB="0" distL="0" distR="0">
-                  <wp:extent cx="1047750" cy="628650"/>
+                  <wp:extent cx="876300" cy="523875"/>
                   <wp:effectExtent t="0" r="0" b="0" l="0"/>
                   <wp:docPr id="1" name="" descr="" title=""/>
                   <wp:cNvGraphicFramePr>
@@ -932,7 +1264,7 @@
                         <pic:spPr bwMode="auto">
                           <a:xfrm>
                             <a:off x="0" y="0"/>
-                            <a:ext cx="1047750" cy="628650"/>
+                            <a:ext cx="876300" cy="523875"/>
                           </a:xfrm>
                           <a:prstGeom prst="rect">
                             <a:avLst/>
@@ -945,69 +1277,10 @@
               </w:drawing>
             </w:r>
           </w:p>
-        </w:tc>
-        <w:tc>
-          <w:tcPr>
-            <w:tcW w:type="dxa" w:w="7560"/>
-            <w:tcMar>
-              <w:top w:type="dxa" w:w="100"/>
-              <w:left w:type="dxa" w:w="40"/>
-              <w:bottom w:type="dxa" w:w="100"/>
-              <w:right w:type="dxa" w:w="40"/>
-            </w:tcMar>
-            <w:vAlign w:val="center"/>
-          </w:tcPr>
-          <w:p>
-            <w:pPr>
-              <w:spacing w:after="50"/>
-            </w:pPr>
-            <w:r>
-              <w:rPr>
-                <w:b/>
-                <w:bCs/>
-                <w:color w:val="12355B"/>
-                <w:sz w:val="24"/>
-                <w:szCs w:val="24"/>
-              </w:rPr>
-              <w:t xml:space="preserve">Hundredths</w:t>
-            </w:r>
-            <w:r>
-              <w:rPr>
-                <w:i/>
-                <w:iCs/>
-                <w:color w:val="5F6F80"/>
-                <w:sz w:val="19"/>
-                <w:szCs w:val="19"/>
-              </w:rPr>
-              <w:t xml:space="preserve">   Centésimas</w:t>
-            </w:r>
-          </w:p>
-          <w:p>
-            <w:pPr>
-              <w:spacing w:after="40"/>
-            </w:pPr>
-            <w:r>
-              <w:rPr>
-                <w:sz w:val="21"/>
-                <w:szCs w:val="21"/>
-              </w:rPr>
-              <w:t xml:space="preserve">The second spot after the decimal point. It shows parts out of 100.</w:t>
-            </w:r>
-          </w:p>
           <w:p>
             <w:pPr>
               <w:spacing w:after="0"/>
             </w:pPr>
-            <w:r>
-              <w:rPr>
-                <w:b/>
-                <w:bCs/>
-                <w:color w:val="1FA6A2"/>
-                <w:sz w:val="18"/>
-                <w:szCs w:val="18"/>
-              </w:rPr>
-              <w:t xml:space="preserve">Example:  </w:t>
-            </w:r>
             <w:r>
               <w:rPr>
                 <w:i/>
@@ -1021,23 +1294,6 @@
           </w:p>
         </w:tc>
       </w:tr>
-    </w:tbl>
-    <w:tbl>
-      <w:tblPr>
-        <w:tblW w:type="pct" w:w="100%"/>
-        <w:tblBorders>
-          <w:top w:val="none" w:color="FFFFFF" w:sz="0"/>
-          <w:left w:val="none" w:color="FFFFFF" w:sz="0"/>
-          <w:bottom w:val="single" w:color="C7D2DD" w:sz="4"/>
-          <w:right w:val="none" w:color="FFFFFF" w:sz="0"/>
-          <w:insideH w:val="none" w:color="FFFFFF" w:sz="0"/>
-          <w:insideV w:val="none" w:color="FFFFFF" w:sz="0"/>
-        </w:tblBorders>
-      </w:tblPr>
-      <w:tblGrid>
-        <w:gridCol w:w="1800"/>
-        <w:gridCol w:w="7560"/>
-      </w:tblGrid>
       <w:tr>
         <w:trPr>
           <w:cantSplit/>
@@ -1046,22 +1302,126 @@
           <w:tcPr>
             <w:tcW w:type="dxa" w:w="1800"/>
             <w:tcMar>
-              <w:top w:type="dxa" w:w="100"/>
-              <w:left w:type="dxa" w:w="40"/>
-              <w:bottom w:type="dxa" w:w="100"/>
-              <w:right w:type="dxa" w:w="120"/>
+              <w:top w:type="dxa" w:w="80"/>
+              <w:left w:type="dxa" w:w="100"/>
+              <w:bottom w:type="dxa" w:w="80"/>
+              <w:right w:type="dxa" w:w="100"/>
             </w:tcMar>
-            <w:vAlign w:val="center"/>
+            <w:vAlign w:val="top"/>
           </w:tcPr>
           <w:p>
             <w:pPr>
+              <w:spacing w:after="30"/>
+            </w:pPr>
+            <w:r>
+              <w:rPr>
+                <w:b/>
+                <w:bCs/>
+                <w:color w:val="12355B"/>
+                <w:sz w:val="21"/>
+                <w:szCs w:val="21"/>
+              </w:rPr>
+              <w:t xml:space="preserve">Annex zeros</w:t>
+            </w:r>
+          </w:p>
+          <w:p>
+            <w:pPr>
               <w:spacing w:after="0"/>
+            </w:pPr>
+            <w:r>
+              <w:rPr>
+                <w:i/>
+                <w:iCs/>
+                <w:color w:val="5F6F80"/>
+                <w:sz w:val="18"/>
+                <w:szCs w:val="18"/>
+              </w:rPr>
+              <w:t xml:space="preserve">Agregar ceros</w:t>
+            </w:r>
+          </w:p>
+        </w:tc>
+        <w:tc>
+          <w:tcPr>
+            <w:tcW w:type="dxa" w:w="3160"/>
+            <w:tcMar>
+              <w:top w:type="dxa" w:w="80"/>
+              <w:left w:type="dxa" w:w="100"/>
+              <w:bottom w:type="dxa" w:w="80"/>
+              <w:right w:type="dxa" w:w="100"/>
+            </w:tcMar>
+            <w:vAlign w:val="top"/>
+          </w:tcPr>
+          <w:p>
+            <w:pPr>
+              <w:spacing w:after="0"/>
+            </w:pPr>
+            <w:r>
+              <w:rPr>
+                <w:sz w:val="20"/>
+                <w:szCs w:val="20"/>
+              </w:rPr>
+              <w:t xml:space="preserve">Adding zeros at the end of a decimal so numbers line up evenly.</w:t>
+            </w:r>
+          </w:p>
+        </w:tc>
+        <w:tc>
+          <w:tcPr>
+            <w:tcW w:type="dxa" w:w="2200"/>
+            <w:tcMar>
+              <w:top w:type="dxa" w:w="80"/>
+              <w:left w:type="dxa" w:w="100"/>
+              <w:bottom w:type="dxa" w:w="80"/>
+              <w:right w:type="dxa" w:w="100"/>
+            </w:tcMar>
+            <w:vAlign w:val="top"/>
+          </w:tcPr>
+          <w:p>
+            <w:pPr>
+              <w:spacing w:after="40"/>
+            </w:pPr>
+            <w:r>
+              <w:rPr>
+                <w:i/>
+                <w:iCs/>
+                <w:color w:val="5F6F80"/>
+                <w:sz w:val="19"/>
+                <w:szCs w:val="19"/>
+              </w:rPr>
+              <w:t xml:space="preserve">Not Annex zeros: write a counter-example that breaks the definition.</w:t>
+            </w:r>
+          </w:p>
+          <w:p>
+            <w:pPr>
+              <w:pBdr>
+                <w:bottom w:val="single" w:color="AFBECC" w:sz="6"/>
+              </w:pBdr>
+              <w:spacing w:after="30" w:before="150"/>
+            </w:pPr>
+            <w:r>
+              <w:t xml:space="preserve"/>
+            </w:r>
+          </w:p>
+        </w:tc>
+        <w:tc>
+          <w:tcPr>
+            <w:tcW w:type="dxa" w:w="2200"/>
+            <w:tcMar>
+              <w:top w:type="dxa" w:w="80"/>
+              <w:left w:type="dxa" w:w="100"/>
+              <w:bottom w:type="dxa" w:w="80"/>
+              <w:right w:type="dxa" w:w="100"/>
+            </w:tcMar>
+            <w:vAlign w:val="top"/>
+          </w:tcPr>
+          <w:p>
+            <w:pPr>
+              <w:spacing w:after="40"/>
               <w:jc w:val="center"/>
             </w:pPr>
             <w:r>
               <w:drawing>
                 <wp:inline distT="0" distB="0" distL="0" distR="0">
-                  <wp:extent cx="1047750" cy="790575"/>
+                  <wp:extent cx="876300" cy="657225"/>
                   <wp:effectExtent t="0" r="0" b="0" l="0"/>
                   <wp:docPr id="1" name="" descr="" title=""/>
                   <wp:cNvGraphicFramePr>
@@ -1086,7 +1446,7 @@
                         <pic:spPr bwMode="auto">
                           <a:xfrm>
                             <a:off x="0" y="0"/>
-                            <a:ext cx="1047750" cy="790575"/>
+                            <a:ext cx="876300" cy="657225"/>
                           </a:xfrm>
                           <a:prstGeom prst="rect">
                             <a:avLst/>
@@ -1099,69 +1459,10 @@
               </w:drawing>
             </w:r>
           </w:p>
-        </w:tc>
-        <w:tc>
-          <w:tcPr>
-            <w:tcW w:type="dxa" w:w="7560"/>
-            <w:tcMar>
-              <w:top w:type="dxa" w:w="100"/>
-              <w:left w:type="dxa" w:w="40"/>
-              <w:bottom w:type="dxa" w:w="100"/>
-              <w:right w:type="dxa" w:w="40"/>
-            </w:tcMar>
-            <w:vAlign w:val="center"/>
-          </w:tcPr>
-          <w:p>
-            <w:pPr>
-              <w:spacing w:after="50"/>
-            </w:pPr>
-            <w:r>
-              <w:rPr>
-                <w:b/>
-                <w:bCs/>
-                <w:color w:val="12355B"/>
-                <w:sz w:val="24"/>
-                <w:szCs w:val="24"/>
-              </w:rPr>
-              <w:t xml:space="preserve">Annex zeros</w:t>
-            </w:r>
-            <w:r>
-              <w:rPr>
-                <w:i/>
-                <w:iCs/>
-                <w:color w:val="5F6F80"/>
-                <w:sz w:val="19"/>
-                <w:szCs w:val="19"/>
-              </w:rPr>
-              <w:t xml:space="preserve">   Agregar ceros</w:t>
-            </w:r>
-          </w:p>
-          <w:p>
-            <w:pPr>
-              <w:spacing w:after="40"/>
-            </w:pPr>
-            <w:r>
-              <w:rPr>
-                <w:sz w:val="21"/>
-                <w:szCs w:val="21"/>
-              </w:rPr>
-              <w:t xml:space="preserve">Adding zeros at the end of a decimal so numbers line up evenly.</w:t>
-            </w:r>
-          </w:p>
           <w:p>
             <w:pPr>
               <w:spacing w:after="0"/>
             </w:pPr>
-            <w:r>
-              <w:rPr>
-                <w:b/>
-                <w:bCs/>
-                <w:color w:val="1FA6A2"/>
-                <w:sz w:val="18"/>
-                <w:szCs w:val="18"/>
-              </w:rPr>
-              <w:t xml:space="preserve">Example:  </w:t>
-            </w:r>
             <w:r>
               <w:rPr>
                 <w:i/>
@@ -3644,7 +3945,7 @@
           <w:sz w:val="19"/>
           <w:szCs w:val="19"/>
         </w:rPr>
-        <w:t xml:space="preserve">   You Do — show your work</w:t>
+        <w:t xml:space="preserve">   You Do — show your work and reasoning</w:t>
       </w:r>
     </w:p>
     <w:p>
@@ -3659,7 +3960,7 @@
           <w:sz w:val="19"/>
           <w:szCs w:val="19"/>
         </w:rPr>
-        <w:t xml:space="preserve">Solve each problem. Show your thinking in the work box.</w:t>
+        <w:t xml:space="preserve">Solve each problem in the middle column and explain your reasoning using the sentence starters on the right.</w:t>
       </w:r>
     </w:p>
     <w:p>
@@ -3688,120 +3989,258 @@
         <w:t xml:space="preserve">   extra scaffolding</w:t>
       </w:r>
     </w:p>
-    <w:p>
-      <w:pPr>
-        <w:keepNext/>
-        <w:spacing w:after="60" w:before="160"/>
-      </w:pPr>
-      <w:r>
-        <w:rPr>
-          <w:b/>
-          <w:bCs/>
-          <w:color w:val="12355B"/>
-          <w:sz w:val="22"/>
-          <w:szCs w:val="22"/>
-        </w:rPr>
-        <w:t xml:space="preserve">1.  </w:t>
-      </w:r>
-      <w:r>
-        <w:rPr>
-          <w:b/>
-          <w:bCs/>
-          <w:sz w:val="21"/>
-          <w:szCs w:val="21"/>
-        </w:rPr>
-        <w:t xml:space="preserve">What is 9.05 + 4.7?</w:t>
-      </w:r>
-    </w:p>
-    <w:p>
-      <w:pPr>
-        <w:spacing w:after="40"/>
-        <w:ind w:left="420"/>
-      </w:pPr>
-      <w:r>
-        <w:rPr>
-          <w:sz w:val="20"/>
-          <w:szCs w:val="20"/>
-        </w:rPr>
-        <w:t xml:space="preserve">A)  13.12</w:t>
-      </w:r>
-    </w:p>
-    <w:p>
-      <w:pPr>
-        <w:spacing w:after="40"/>
-        <w:ind w:left="420"/>
-      </w:pPr>
-      <w:r>
-        <w:rPr>
-          <w:sz w:val="20"/>
-          <w:szCs w:val="20"/>
-        </w:rPr>
-        <w:t xml:space="preserve">B)  13.57</w:t>
-      </w:r>
-    </w:p>
-    <w:p>
-      <w:pPr>
-        <w:spacing w:after="40"/>
-        <w:ind w:left="420"/>
-      </w:pPr>
-      <w:r>
-        <w:rPr>
-          <w:sz w:val="20"/>
-          <w:szCs w:val="20"/>
-        </w:rPr>
-        <w:t xml:space="preserve">C)  13.75</w:t>
-      </w:r>
-    </w:p>
-    <w:p>
-      <w:pPr>
-        <w:spacing w:after="40"/>
-        <w:ind w:left="420"/>
-      </w:pPr>
-      <w:r>
-        <w:rPr>
-          <w:sz w:val="20"/>
-          <w:szCs w:val="20"/>
-        </w:rPr>
-        <w:t xml:space="preserve">D)  14.75</w:t>
-      </w:r>
-    </w:p>
-    <w:p>
-      <w:pPr>
-        <w:spacing w:after="20"/>
-      </w:pPr>
-      <w:r>
-        <w:t xml:space="preserve"/>
-      </w:r>
-    </w:p>
     <w:tbl>
       <w:tblPr>
-        <w:tblW w:type="pct" w:w="100%"/>
+        <w:tblW w:type="dxa" w:w="9360"/>
         <w:tblBorders>
           <w:top w:val="single" w:color="C7D2DD" w:sz="6"/>
           <w:left w:val="single" w:color="C7D2DD" w:sz="6"/>
           <w:bottom w:val="single" w:color="C7D2DD" w:sz="6"/>
           <w:right w:val="single" w:color="C7D2DD" w:sz="6"/>
-          <w:insideH w:val="single" w:color="auto" w:sz="4"/>
-          <w:insideV w:val="single" w:color="auto" w:sz="4"/>
+          <w:insideH w:val="single" w:color="C7D2DD" w:sz="6"/>
+          <w:insideV w:val="single" w:color="C7D2DD" w:sz="6"/>
         </w:tblBorders>
       </w:tblPr>
       <w:tblGrid>
-        <w:gridCol w:w="100"/>
+        <w:gridCol w:w="2800"/>
+        <w:gridCol w:w="3560"/>
+        <w:gridCol w:w="3000"/>
       </w:tblGrid>
       <w:tr>
+        <w:trPr>
+          <w:cantSplit/>
+          <w:tblHeader/>
+        </w:trPr>
         <w:tc>
           <w:tcPr>
+            <w:tcW w:type="dxa" w:w="2800"/>
+            <w:shd w:fill="EEF4F8" w:color="auto" w:val="clear"/>
+            <w:tcMar>
+              <w:top w:type="dxa" w:w="60"/>
+              <w:left w:type="dxa" w:w="100"/>
+              <w:bottom w:type="dxa" w:w="60"/>
+              <w:right w:type="dxa" w:w="100"/>
+            </w:tcMar>
+          </w:tcPr>
+          <w:p>
+            <w:pPr>
+              <w:spacing w:after="0"/>
+            </w:pPr>
+            <w:r>
+              <w:rPr>
+                <w:b/>
+                <w:bCs/>
+                <w:color w:val="12355B"/>
+                <w:sz w:val="16"/>
+                <w:szCs w:val="16"/>
+              </w:rPr>
+              <w:t xml:space="preserve">CORE PROBLEM / GIVEN REPRESENTATION</w:t>
+            </w:r>
+          </w:p>
+        </w:tc>
+        <w:tc>
+          <w:tcPr>
+            <w:tcW w:type="dxa" w:w="3560"/>
+            <w:shd w:fill="EEF4F8" w:color="auto" w:val="clear"/>
+            <w:tcMar>
+              <w:top w:type="dxa" w:w="60"/>
+              <w:left w:type="dxa" w:w="100"/>
+              <w:bottom w:type="dxa" w:w="60"/>
+              <w:right w:type="dxa" w:w="100"/>
+            </w:tcMar>
+          </w:tcPr>
+          <w:p>
+            <w:pPr>
+              <w:spacing w:after="0"/>
+            </w:pPr>
+            <w:r>
+              <w:rPr>
+                <w:b/>
+                <w:bCs/>
+                <w:color w:val="12355B"/>
+                <w:sz w:val="16"/>
+                <w:szCs w:val="16"/>
+              </w:rPr>
+              <w:t xml:space="preserve">WORKING SPACE / CALCULATION STEPS</w:t>
+            </w:r>
+          </w:p>
+        </w:tc>
+        <w:tc>
+          <w:tcPr>
+            <w:tcW w:type="dxa" w:w="3000"/>
             <w:shd w:fill="FBF3E2" w:color="auto" w:val="clear"/>
             <w:tcMar>
               <w:top w:type="dxa" w:w="60"/>
-              <w:left w:type="dxa" w:w="120"/>
+              <w:left w:type="dxa" w:w="100"/>
               <w:bottom w:type="dxa" w:w="60"/>
-              <w:right w:type="dxa" w:w="120"/>
+              <w:right w:type="dxa" w:w="100"/>
             </w:tcMar>
           </w:tcPr>
           <w:p>
             <w:pPr>
-              <w:spacing w:after="0" w:line="320"/>
+              <w:spacing w:after="0"/>
+            </w:pPr>
+            <w:r>
+              <w:rPr>
+                <w:b/>
+                <w:bCs/>
+                <w:color w:val="B97A12"/>
+                <w:sz w:val="16"/>
+                <w:szCs w:val="16"/>
+              </w:rPr>
+              <w:t xml:space="preserve">EXPLAIN YOUR REASONING</w:t>
+            </w:r>
+          </w:p>
+        </w:tc>
+      </w:tr>
+      <w:tr>
+        <w:trPr>
+          <w:cantSplit/>
+        </w:trPr>
+        <w:tc>
+          <w:tcPr>
+            <w:tcW w:type="dxa" w:w="2800"/>
+            <w:tcMar>
+              <w:top w:type="dxa" w:w="80"/>
+              <w:left w:type="dxa" w:w="100"/>
+              <w:bottom w:type="dxa" w:w="80"/>
+              <w:right w:type="dxa" w:w="100"/>
+            </w:tcMar>
+            <w:vAlign w:val="top"/>
+          </w:tcPr>
+          <w:p>
+            <w:pPr>
+              <w:spacing w:after="60"/>
+            </w:pPr>
+            <w:r>
+              <w:rPr>
+                <w:b/>
+                <w:bCs/>
+                <w:color w:val="12355B"/>
+                <w:sz w:val="21"/>
+                <w:szCs w:val="21"/>
+              </w:rPr>
+              <w:t xml:space="preserve">1.  </w:t>
+            </w:r>
+            <w:r>
+              <w:rPr>
+                <w:b/>
+                <w:bCs/>
+                <w:sz w:val="20"/>
+                <w:szCs w:val="20"/>
+              </w:rPr>
+              <w:t xml:space="preserve">What is 9.05 + 4.7?</w:t>
+            </w:r>
+          </w:p>
+          <w:p>
+            <w:pPr>
+              <w:spacing w:after="30"/>
+              <w:ind w:left="180"/>
+            </w:pPr>
+            <w:r>
+              <w:rPr>
+                <w:sz w:val="19"/>
+                <w:szCs w:val="19"/>
+              </w:rPr>
+              <w:t xml:space="preserve">A)  13.12</w:t>
+            </w:r>
+          </w:p>
+          <w:p>
+            <w:pPr>
+              <w:spacing w:after="30"/>
+              <w:ind w:left="180"/>
+            </w:pPr>
+            <w:r>
+              <w:rPr>
+                <w:sz w:val="19"/>
+                <w:szCs w:val="19"/>
+              </w:rPr>
+              <w:t xml:space="preserve">B)  13.57</w:t>
+            </w:r>
+          </w:p>
+          <w:p>
+            <w:pPr>
+              <w:spacing w:after="30"/>
+              <w:ind w:left="180"/>
+            </w:pPr>
+            <w:r>
+              <w:rPr>
+                <w:sz w:val="19"/>
+                <w:szCs w:val="19"/>
+              </w:rPr>
+              <w:t xml:space="preserve">C)  13.75</w:t>
+            </w:r>
+          </w:p>
+          <w:p>
+            <w:pPr>
+              <w:spacing w:after="30"/>
+              <w:ind w:left="180"/>
+            </w:pPr>
+            <w:r>
+              <w:rPr>
+                <w:sz w:val="19"/>
+                <w:szCs w:val="19"/>
+              </w:rPr>
+              <w:t xml:space="preserve">D)  14.75</w:t>
+            </w:r>
+          </w:p>
+        </w:tc>
+        <w:tc>
+          <w:tcPr>
+            <w:tcW w:type="dxa" w:w="3560"/>
+            <w:tcMar>
+              <w:top w:type="dxa" w:w="80"/>
+              <w:left w:type="dxa" w:w="100"/>
+              <w:bottom w:type="dxa" w:w="80"/>
+              <w:right w:type="dxa" w:w="100"/>
+            </w:tcMar>
+            <w:vAlign w:val="top"/>
+          </w:tcPr>
+          <w:p>
+            <w:pPr>
+              <w:spacing w:after="40"/>
+            </w:pPr>
+            <w:r>
+              <w:rPr>
+                <w:b/>
+                <w:bCs/>
+                <w:color w:val="1FA6A2"/>
+                <w:sz w:val="19"/>
+                <w:szCs w:val="19"/>
+              </w:rPr>
+              <w:t xml:space="preserve">Solution:  </w:t>
+            </w:r>
+            <w:r>
+              <w:rPr>
+                <w:b/>
+                <w:bCs/>
+                <w:sz w:val="19"/>
+                <w:szCs w:val="19"/>
+              </w:rPr>
+              <w:t xml:space="preserve">C)  13.75</w:t>
+            </w:r>
+          </w:p>
+          <w:p>
+            <w:pPr>
+              <w:spacing w:after="40"/>
+            </w:pPr>
+            <w:r>
+              <w:rPr>
+                <w:i/>
+                <w:iCs/>
+                <w:color w:val="5F6F80"/>
+                <w:sz w:val="18"/>
+                <w:szCs w:val="18"/>
+              </w:rPr>
+              <w:t xml:space="preserve">Line up decimals: 9.05 + 4.70. Hundredths: 5 + 0 = 5. Tenths: 0 + 7 = 7. Ones: 9 + 4 = 13. Answer: 13.75.</w:t>
+            </w:r>
+          </w:p>
+          <w:p>
+            <w:pPr>
+              <w:pBdr>
+                <w:bottom w:val="single" w:color="AFBECC" w:sz="6"/>
+              </w:pBdr>
+              <w:spacing w:after="30" w:before="150"/>
             </w:pPr>
             <w:r>
               <w:t xml:space="preserve"/>
@@ -3809,7 +4248,125 @@
           </w:p>
           <w:p>
             <w:pPr>
-              <w:spacing w:after="0" w:line="320"/>
+              <w:pBdr>
+                <w:bottom w:val="single" w:color="AFBECC" w:sz="6"/>
+              </w:pBdr>
+              <w:spacing w:after="30" w:before="150"/>
+            </w:pPr>
+            <w:r>
+              <w:t xml:space="preserve"/>
+            </w:r>
+          </w:p>
+        </w:tc>
+        <w:tc>
+          <w:tcPr>
+            <w:tcW w:type="dxa" w:w="3000"/>
+            <w:shd w:fill="FBF3E2" w:color="auto" w:val="clear"/>
+            <w:tcMar>
+              <w:top w:type="dxa" w:w="80"/>
+              <w:left w:type="dxa" w:w="100"/>
+              <w:bottom w:type="dxa" w:w="80"/>
+              <w:right w:type="dxa" w:w="100"/>
+            </w:tcMar>
+            <w:vAlign w:val="top"/>
+          </w:tcPr>
+          <w:p>
+            <w:pPr>
+              <w:spacing w:after="40"/>
+            </w:pPr>
+            <w:r>
+              <w:rPr>
+                <w:b/>
+                <w:bCs/>
+                <w:color w:val="12355B"/>
+                <w:sz w:val="19"/>
+                <w:szCs w:val="19"/>
+              </w:rPr>
+              <w:t xml:space="preserve">Because... </w:t>
+            </w:r>
+            <w:r>
+              <w:rPr>
+                <w:color w:val="AFBECC"/>
+                <w:sz w:val="19"/>
+                <w:szCs w:val="19"/>
+              </w:rPr>
+              <w:t xml:space="preserve">________________</w:t>
+            </w:r>
+          </w:p>
+          <w:p>
+            <w:pPr>
+              <w:pBdr>
+                <w:bottom w:val="single" w:color="AFBECC" w:sz="6"/>
+              </w:pBdr>
+              <w:spacing w:after="30" w:before="150"/>
+            </w:pPr>
+            <w:r>
+              <w:t xml:space="preserve"/>
+            </w:r>
+          </w:p>
+          <w:p>
+            <w:pPr>
+              <w:spacing w:after="40" w:before="80"/>
+            </w:pPr>
+            <w:r>
+              <w:rPr>
+                <w:b/>
+                <w:bCs/>
+                <w:color w:val="6B4FA0"/>
+                <w:sz w:val="19"/>
+                <w:szCs w:val="19"/>
+              </w:rPr>
+              <w:t xml:space="preserve">Although... </w:t>
+            </w:r>
+            <w:r>
+              <w:rPr>
+                <w:color w:val="AFBECC"/>
+                <w:sz w:val="19"/>
+                <w:szCs w:val="19"/>
+              </w:rPr>
+              <w:t xml:space="preserve">_______________</w:t>
+            </w:r>
+          </w:p>
+          <w:p>
+            <w:pPr>
+              <w:pBdr>
+                <w:bottom w:val="single" w:color="AFBECC" w:sz="6"/>
+              </w:pBdr>
+              <w:spacing w:after="30" w:before="150"/>
+            </w:pPr>
+            <w:r>
+              <w:t xml:space="preserve"/>
+            </w:r>
+          </w:p>
+          <w:p>
+            <w:pPr>
+              <w:spacing w:after="40" w:before="80"/>
+            </w:pPr>
+            <w:r>
+              <w:rPr>
+                <w:b/>
+                <w:bCs/>
+                <w:color w:val="1FA6A2"/>
+                <w:sz w:val="19"/>
+                <w:szCs w:val="19"/>
+              </w:rPr>
+              <w:t xml:space="preserve">Therefore... </w:t>
+            </w:r>
+            <w:r>
+              <w:rPr>
+                <w:color w:val="AFBECC"/>
+                <w:sz w:val="19"/>
+                <w:szCs w:val="19"/>
+              </w:rPr>
+              <w:t xml:space="preserve">______________</w:t>
+            </w:r>
+          </w:p>
+          <w:p>
+            <w:pPr>
+              <w:pBdr>
+                <w:bottom w:val="single" w:color="AFBECC" w:sz="6"/>
+              </w:pBdr>
+              <w:spacing w:after="30" w:before="150"/>
             </w:pPr>
             <w:r>
               <w:t xml:space="preserve"/>
@@ -3820,84 +4377,7 @@
     </w:tbl>
     <w:p>
       <w:pPr>
-        <w:keepNext/>
-        <w:spacing w:after="60" w:before="160"/>
-      </w:pPr>
-      <w:r>
-        <w:rPr>
-          <w:b/>
-          <w:bCs/>
-          <w:color w:val="12355B"/>
-          <w:sz w:val="22"/>
-          <w:szCs w:val="22"/>
-        </w:rPr>
-        <w:t xml:space="preserve">2.  </w:t>
-      </w:r>
-      <w:r>
-        <w:rPr>
-          <w:b/>
-          <w:bCs/>
-          <w:sz w:val="21"/>
-          <w:szCs w:val="21"/>
-        </w:rPr>
-        <w:t xml:space="preserve">What is 50 − 23.47?</w:t>
-      </w:r>
-    </w:p>
-    <w:p>
-      <w:pPr>
-        <w:spacing w:after="40"/>
-        <w:ind w:left="420"/>
-      </w:pPr>
-      <w:r>
-        <w:rPr>
-          <w:sz w:val="20"/>
-          <w:szCs w:val="20"/>
-        </w:rPr>
-        <w:t xml:space="preserve">A)  26.53</w:t>
-      </w:r>
-    </w:p>
-    <w:p>
-      <w:pPr>
-        <w:spacing w:after="40"/>
-        <w:ind w:left="420"/>
-      </w:pPr>
-      <w:r>
-        <w:rPr>
-          <w:sz w:val="20"/>
-          <w:szCs w:val="20"/>
-        </w:rPr>
-        <w:t xml:space="preserve">B)  26.63</w:t>
-      </w:r>
-    </w:p>
-    <w:p>
-      <w:pPr>
-        <w:spacing w:after="40"/>
-        <w:ind w:left="420"/>
-      </w:pPr>
-      <w:r>
-        <w:rPr>
-          <w:sz w:val="20"/>
-          <w:szCs w:val="20"/>
-        </w:rPr>
-        <w:t xml:space="preserve">C)  27.47</w:t>
-      </w:r>
-    </w:p>
-    <w:p>
-      <w:pPr>
-        <w:spacing w:after="40"/>
-        <w:ind w:left="420"/>
-      </w:pPr>
-      <w:r>
-        <w:rPr>
-          <w:sz w:val="20"/>
-          <w:szCs w:val="20"/>
-        </w:rPr>
-        <w:t xml:space="preserve">D)  27.53</w:t>
-      </w:r>
-    </w:p>
-    <w:p>
-      <w:pPr>
-        <w:spacing w:after="20"/>
+        <w:spacing w:after="80"/>
       </w:pPr>
       <w:r>
         <w:t xml:space="preserve"/>
@@ -3905,33 +4385,256 @@
     </w:p>
     <w:tbl>
       <w:tblPr>
-        <w:tblW w:type="pct" w:w="100%"/>
+        <w:tblW w:type="dxa" w:w="9360"/>
         <w:tblBorders>
           <w:top w:val="single" w:color="C7D2DD" w:sz="6"/>
           <w:left w:val="single" w:color="C7D2DD" w:sz="6"/>
           <w:bottom w:val="single" w:color="C7D2DD" w:sz="6"/>
           <w:right w:val="single" w:color="C7D2DD" w:sz="6"/>
-          <w:insideH w:val="single" w:color="auto" w:sz="4"/>
-          <w:insideV w:val="single" w:color="auto" w:sz="4"/>
+          <w:insideH w:val="single" w:color="C7D2DD" w:sz="6"/>
+          <w:insideV w:val="single" w:color="C7D2DD" w:sz="6"/>
         </w:tblBorders>
       </w:tblPr>
       <w:tblGrid>
-        <w:gridCol w:w="100"/>
+        <w:gridCol w:w="2800"/>
+        <w:gridCol w:w="3560"/>
+        <w:gridCol w:w="3000"/>
       </w:tblGrid>
       <w:tr>
+        <w:trPr>
+          <w:cantSplit/>
+          <w:tblHeader/>
+        </w:trPr>
         <w:tc>
           <w:tcPr>
+            <w:tcW w:type="dxa" w:w="2800"/>
+            <w:shd w:fill="EEF4F8" w:color="auto" w:val="clear"/>
+            <w:tcMar>
+              <w:top w:type="dxa" w:w="60"/>
+              <w:left w:type="dxa" w:w="100"/>
+              <w:bottom w:type="dxa" w:w="60"/>
+              <w:right w:type="dxa" w:w="100"/>
+            </w:tcMar>
+          </w:tcPr>
+          <w:p>
+            <w:pPr>
+              <w:spacing w:after="0"/>
+            </w:pPr>
+            <w:r>
+              <w:rPr>
+                <w:b/>
+                <w:bCs/>
+                <w:color w:val="12355B"/>
+                <w:sz w:val="16"/>
+                <w:szCs w:val="16"/>
+              </w:rPr>
+              <w:t xml:space="preserve">CORE PROBLEM / GIVEN REPRESENTATION</w:t>
+            </w:r>
+          </w:p>
+        </w:tc>
+        <w:tc>
+          <w:tcPr>
+            <w:tcW w:type="dxa" w:w="3560"/>
+            <w:shd w:fill="EEF4F8" w:color="auto" w:val="clear"/>
+            <w:tcMar>
+              <w:top w:type="dxa" w:w="60"/>
+              <w:left w:type="dxa" w:w="100"/>
+              <w:bottom w:type="dxa" w:w="60"/>
+              <w:right w:type="dxa" w:w="100"/>
+            </w:tcMar>
+          </w:tcPr>
+          <w:p>
+            <w:pPr>
+              <w:spacing w:after="0"/>
+            </w:pPr>
+            <w:r>
+              <w:rPr>
+                <w:b/>
+                <w:bCs/>
+                <w:color w:val="12355B"/>
+                <w:sz w:val="16"/>
+                <w:szCs w:val="16"/>
+              </w:rPr>
+              <w:t xml:space="preserve">WORKING SPACE / CALCULATION STEPS</w:t>
+            </w:r>
+          </w:p>
+        </w:tc>
+        <w:tc>
+          <w:tcPr>
+            <w:tcW w:type="dxa" w:w="3000"/>
             <w:shd w:fill="FBF3E2" w:color="auto" w:val="clear"/>
             <w:tcMar>
               <w:top w:type="dxa" w:w="60"/>
-              <w:left w:type="dxa" w:w="120"/>
+              <w:left w:type="dxa" w:w="100"/>
               <w:bottom w:type="dxa" w:w="60"/>
-              <w:right w:type="dxa" w:w="120"/>
+              <w:right w:type="dxa" w:w="100"/>
             </w:tcMar>
           </w:tcPr>
           <w:p>
             <w:pPr>
-              <w:spacing w:after="0" w:line="320"/>
+              <w:spacing w:after="0"/>
+            </w:pPr>
+            <w:r>
+              <w:rPr>
+                <w:b/>
+                <w:bCs/>
+                <w:color w:val="B97A12"/>
+                <w:sz w:val="16"/>
+                <w:szCs w:val="16"/>
+              </w:rPr>
+              <w:t xml:space="preserve">EXPLAIN YOUR REASONING</w:t>
+            </w:r>
+          </w:p>
+        </w:tc>
+      </w:tr>
+      <w:tr>
+        <w:trPr>
+          <w:cantSplit/>
+        </w:trPr>
+        <w:tc>
+          <w:tcPr>
+            <w:tcW w:type="dxa" w:w="2800"/>
+            <w:tcMar>
+              <w:top w:type="dxa" w:w="80"/>
+              <w:left w:type="dxa" w:w="100"/>
+              <w:bottom w:type="dxa" w:w="80"/>
+              <w:right w:type="dxa" w:w="100"/>
+            </w:tcMar>
+            <w:vAlign w:val="top"/>
+          </w:tcPr>
+          <w:p>
+            <w:pPr>
+              <w:spacing w:after="60"/>
+            </w:pPr>
+            <w:r>
+              <w:rPr>
+                <w:b/>
+                <w:bCs/>
+                <w:color w:val="12355B"/>
+                <w:sz w:val="21"/>
+                <w:szCs w:val="21"/>
+              </w:rPr>
+              <w:t xml:space="preserve">2.  </w:t>
+            </w:r>
+            <w:r>
+              <w:rPr>
+                <w:b/>
+                <w:bCs/>
+                <w:sz w:val="20"/>
+                <w:szCs w:val="20"/>
+              </w:rPr>
+              <w:t xml:space="preserve">What is 50 − 23.47?</w:t>
+            </w:r>
+          </w:p>
+          <w:p>
+            <w:pPr>
+              <w:spacing w:after="30"/>
+              <w:ind w:left="180"/>
+            </w:pPr>
+            <w:r>
+              <w:rPr>
+                <w:sz w:val="19"/>
+                <w:szCs w:val="19"/>
+              </w:rPr>
+              <w:t xml:space="preserve">A)  26.53</w:t>
+            </w:r>
+          </w:p>
+          <w:p>
+            <w:pPr>
+              <w:spacing w:after="30"/>
+              <w:ind w:left="180"/>
+            </w:pPr>
+            <w:r>
+              <w:rPr>
+                <w:sz w:val="19"/>
+                <w:szCs w:val="19"/>
+              </w:rPr>
+              <w:t xml:space="preserve">B)  26.63</w:t>
+            </w:r>
+          </w:p>
+          <w:p>
+            <w:pPr>
+              <w:spacing w:after="30"/>
+              <w:ind w:left="180"/>
+            </w:pPr>
+            <w:r>
+              <w:rPr>
+                <w:sz w:val="19"/>
+                <w:szCs w:val="19"/>
+              </w:rPr>
+              <w:t xml:space="preserve">C)  27.47</w:t>
+            </w:r>
+          </w:p>
+          <w:p>
+            <w:pPr>
+              <w:spacing w:after="30"/>
+              <w:ind w:left="180"/>
+            </w:pPr>
+            <w:r>
+              <w:rPr>
+                <w:sz w:val="19"/>
+                <w:szCs w:val="19"/>
+              </w:rPr>
+              <w:t xml:space="preserve">D)  27.53</w:t>
+            </w:r>
+          </w:p>
+        </w:tc>
+        <w:tc>
+          <w:tcPr>
+            <w:tcW w:type="dxa" w:w="3560"/>
+            <w:tcMar>
+              <w:top w:type="dxa" w:w="80"/>
+              <w:left w:type="dxa" w:w="100"/>
+              <w:bottom w:type="dxa" w:w="80"/>
+              <w:right w:type="dxa" w:w="100"/>
+            </w:tcMar>
+            <w:vAlign w:val="top"/>
+          </w:tcPr>
+          <w:p>
+            <w:pPr>
+              <w:spacing w:after="40"/>
+            </w:pPr>
+            <w:r>
+              <w:rPr>
+                <w:b/>
+                <w:bCs/>
+                <w:color w:val="1FA6A2"/>
+                <w:sz w:val="19"/>
+                <w:szCs w:val="19"/>
+              </w:rPr>
+              <w:t xml:space="preserve">Solution:  </w:t>
+            </w:r>
+            <w:r>
+              <w:rPr>
+                <w:b/>
+                <w:bCs/>
+                <w:sz w:val="19"/>
+                <w:szCs w:val="19"/>
+              </w:rPr>
+              <w:t xml:space="preserve">A)  26.53</w:t>
+            </w:r>
+          </w:p>
+          <w:p>
+            <w:pPr>
+              <w:spacing w:after="40"/>
+            </w:pPr>
+            <w:r>
+              <w:rPr>
+                <w:i/>
+                <w:iCs/>
+                <w:color w:val="5F6F80"/>
+                <w:sz w:val="18"/>
+                <w:szCs w:val="18"/>
+              </w:rPr>
+              <w:t xml:space="preserve">Rewrite 50 as 50.00. Then 50.00 − 23.47 = 26.53. You must borrow across multiple places.</w:t>
+            </w:r>
+          </w:p>
+          <w:p>
+            <w:pPr>
+              <w:pBdr>
+                <w:bottom w:val="single" w:color="AFBECC" w:sz="6"/>
+              </w:pBdr>
+              <w:spacing w:after="30" w:before="150"/>
             </w:pPr>
             <w:r>
               <w:t xml:space="preserve"/>
@@ -3939,7 +4642,125 @@
           </w:p>
           <w:p>
             <w:pPr>
-              <w:spacing w:after="0" w:line="320"/>
+              <w:pBdr>
+                <w:bottom w:val="single" w:color="AFBECC" w:sz="6"/>
+              </w:pBdr>
+              <w:spacing w:after="30" w:before="150"/>
+            </w:pPr>
+            <w:r>
+              <w:t xml:space="preserve"/>
+            </w:r>
+          </w:p>
+        </w:tc>
+        <w:tc>
+          <w:tcPr>
+            <w:tcW w:type="dxa" w:w="3000"/>
+            <w:shd w:fill="FBF3E2" w:color="auto" w:val="clear"/>
+            <w:tcMar>
+              <w:top w:type="dxa" w:w="80"/>
+              <w:left w:type="dxa" w:w="100"/>
+              <w:bottom w:type="dxa" w:w="80"/>
+              <w:right w:type="dxa" w:w="100"/>
+            </w:tcMar>
+            <w:vAlign w:val="top"/>
+          </w:tcPr>
+          <w:p>
+            <w:pPr>
+              <w:spacing w:after="40"/>
+            </w:pPr>
+            <w:r>
+              <w:rPr>
+                <w:b/>
+                <w:bCs/>
+                <w:color w:val="12355B"/>
+                <w:sz w:val="19"/>
+                <w:szCs w:val="19"/>
+              </w:rPr>
+              <w:t xml:space="preserve">Because... </w:t>
+            </w:r>
+            <w:r>
+              <w:rPr>
+                <w:color w:val="AFBECC"/>
+                <w:sz w:val="19"/>
+                <w:szCs w:val="19"/>
+              </w:rPr>
+              <w:t xml:space="preserve">________________</w:t>
+            </w:r>
+          </w:p>
+          <w:p>
+            <w:pPr>
+              <w:pBdr>
+                <w:bottom w:val="single" w:color="AFBECC" w:sz="6"/>
+              </w:pBdr>
+              <w:spacing w:after="30" w:before="150"/>
+            </w:pPr>
+            <w:r>
+              <w:t xml:space="preserve"/>
+            </w:r>
+          </w:p>
+          <w:p>
+            <w:pPr>
+              <w:spacing w:after="40" w:before="80"/>
+            </w:pPr>
+            <w:r>
+              <w:rPr>
+                <w:b/>
+                <w:bCs/>
+                <w:color w:val="6B4FA0"/>
+                <w:sz w:val="19"/>
+                <w:szCs w:val="19"/>
+              </w:rPr>
+              <w:t xml:space="preserve">Although... </w:t>
+            </w:r>
+            <w:r>
+              <w:rPr>
+                <w:color w:val="AFBECC"/>
+                <w:sz w:val="19"/>
+                <w:szCs w:val="19"/>
+              </w:rPr>
+              <w:t xml:space="preserve">_______________</w:t>
+            </w:r>
+          </w:p>
+          <w:p>
+            <w:pPr>
+              <w:pBdr>
+                <w:bottom w:val="single" w:color="AFBECC" w:sz="6"/>
+              </w:pBdr>
+              <w:spacing w:after="30" w:before="150"/>
+            </w:pPr>
+            <w:r>
+              <w:t xml:space="preserve"/>
+            </w:r>
+          </w:p>
+          <w:p>
+            <w:pPr>
+              <w:spacing w:after="40" w:before="80"/>
+            </w:pPr>
+            <w:r>
+              <w:rPr>
+                <w:b/>
+                <w:bCs/>
+                <w:color w:val="1FA6A2"/>
+                <w:sz w:val="19"/>
+                <w:szCs w:val="19"/>
+              </w:rPr>
+              <w:t xml:space="preserve">Therefore... </w:t>
+            </w:r>
+            <w:r>
+              <w:rPr>
+                <w:color w:val="AFBECC"/>
+                <w:sz w:val="19"/>
+                <w:szCs w:val="19"/>
+              </w:rPr>
+              <w:t xml:space="preserve">______________</w:t>
+            </w:r>
+          </w:p>
+          <w:p>
+            <w:pPr>
+              <w:pBdr>
+                <w:bottom w:val="single" w:color="AFBECC" w:sz="6"/>
+              </w:pBdr>
+              <w:spacing w:after="30" w:before="150"/>
             </w:pPr>
             <w:r>
               <w:t xml:space="preserve"/>
@@ -3948,6 +4769,14 @@
         </w:tc>
       </w:tr>
     </w:tbl>
+    <w:p>
+      <w:pPr>
+        <w:spacing w:after="80"/>
+      </w:pPr>
+      <w:r>
+        <w:t xml:space="preserve"/>
+      </w:r>
+    </w:p>
     <w:p>
       <w:pPr>
         <w:pStyle w:val="Heading2"/>
@@ -3974,120 +4803,258 @@
         <w:t xml:space="preserve">   grade-level practice</w:t>
       </w:r>
     </w:p>
-    <w:p>
-      <w:pPr>
-        <w:keepNext/>
-        <w:spacing w:after="60" w:before="160"/>
-      </w:pPr>
-      <w:r>
-        <w:rPr>
-          <w:b/>
-          <w:bCs/>
-          <w:color w:val="12355B"/>
-          <w:sz w:val="22"/>
-          <w:szCs w:val="22"/>
-        </w:rPr>
-        <w:t xml:space="preserve">3.  </w:t>
-      </w:r>
-      <w:r>
-        <w:rPr>
-          <w:b/>
-          <w:bCs/>
-          <w:sz w:val="21"/>
-          <w:szCs w:val="21"/>
-        </w:rPr>
-        <w:t xml:space="preserve">A student buys items costing $4.59, $12.75, and $3.80. What is the total cost?</w:t>
-      </w:r>
-    </w:p>
-    <w:p>
-      <w:pPr>
-        <w:spacing w:after="40"/>
-        <w:ind w:left="420"/>
-      </w:pPr>
-      <w:r>
-        <w:rPr>
-          <w:sz w:val="20"/>
-          <w:szCs w:val="20"/>
-        </w:rPr>
-        <w:t xml:space="preserve">A)  $20.14</w:t>
-      </w:r>
-    </w:p>
-    <w:p>
-      <w:pPr>
-        <w:spacing w:after="40"/>
-        <w:ind w:left="420"/>
-      </w:pPr>
-      <w:r>
-        <w:rPr>
-          <w:sz w:val="20"/>
-          <w:szCs w:val="20"/>
-        </w:rPr>
-        <w:t xml:space="preserve">B)  $21.04</w:t>
-      </w:r>
-    </w:p>
-    <w:p>
-      <w:pPr>
-        <w:spacing w:after="40"/>
-        <w:ind w:left="420"/>
-      </w:pPr>
-      <w:r>
-        <w:rPr>
-          <w:sz w:val="20"/>
-          <w:szCs w:val="20"/>
-        </w:rPr>
-        <w:t xml:space="preserve">C)  $21.14</w:t>
-      </w:r>
-    </w:p>
-    <w:p>
-      <w:pPr>
-        <w:spacing w:after="40"/>
-        <w:ind w:left="420"/>
-      </w:pPr>
-      <w:r>
-        <w:rPr>
-          <w:sz w:val="20"/>
-          <w:szCs w:val="20"/>
-        </w:rPr>
-        <w:t xml:space="preserve">D)  $21.24</w:t>
-      </w:r>
-    </w:p>
-    <w:p>
-      <w:pPr>
-        <w:spacing w:after="20"/>
-      </w:pPr>
-      <w:r>
-        <w:t xml:space="preserve"/>
-      </w:r>
-    </w:p>
     <w:tbl>
       <w:tblPr>
-        <w:tblW w:type="pct" w:w="100%"/>
+        <w:tblW w:type="dxa" w:w="9360"/>
         <w:tblBorders>
           <w:top w:val="single" w:color="C7D2DD" w:sz="6"/>
           <w:left w:val="single" w:color="C7D2DD" w:sz="6"/>
           <w:bottom w:val="single" w:color="C7D2DD" w:sz="6"/>
           <w:right w:val="single" w:color="C7D2DD" w:sz="6"/>
-          <w:insideH w:val="single" w:color="auto" w:sz="4"/>
-          <w:insideV w:val="single" w:color="auto" w:sz="4"/>
+          <w:insideH w:val="single" w:color="C7D2DD" w:sz="6"/>
+          <w:insideV w:val="single" w:color="C7D2DD" w:sz="6"/>
         </w:tblBorders>
       </w:tblPr>
       <w:tblGrid>
-        <w:gridCol w:w="100"/>
+        <w:gridCol w:w="2800"/>
+        <w:gridCol w:w="3560"/>
+        <w:gridCol w:w="3000"/>
       </w:tblGrid>
       <w:tr>
+        <w:trPr>
+          <w:cantSplit/>
+          <w:tblHeader/>
+        </w:trPr>
         <w:tc>
           <w:tcPr>
+            <w:tcW w:type="dxa" w:w="2800"/>
+            <w:shd w:fill="EEF4F8" w:color="auto" w:val="clear"/>
+            <w:tcMar>
+              <w:top w:type="dxa" w:w="60"/>
+              <w:left w:type="dxa" w:w="100"/>
+              <w:bottom w:type="dxa" w:w="60"/>
+              <w:right w:type="dxa" w:w="100"/>
+            </w:tcMar>
+          </w:tcPr>
+          <w:p>
+            <w:pPr>
+              <w:spacing w:after="0"/>
+            </w:pPr>
+            <w:r>
+              <w:rPr>
+                <w:b/>
+                <w:bCs/>
+                <w:color w:val="12355B"/>
+                <w:sz w:val="16"/>
+                <w:szCs w:val="16"/>
+              </w:rPr>
+              <w:t xml:space="preserve">CORE PROBLEM / GIVEN REPRESENTATION</w:t>
+            </w:r>
+          </w:p>
+        </w:tc>
+        <w:tc>
+          <w:tcPr>
+            <w:tcW w:type="dxa" w:w="3560"/>
+            <w:shd w:fill="EEF4F8" w:color="auto" w:val="clear"/>
+            <w:tcMar>
+              <w:top w:type="dxa" w:w="60"/>
+              <w:left w:type="dxa" w:w="100"/>
+              <w:bottom w:type="dxa" w:w="60"/>
+              <w:right w:type="dxa" w:w="100"/>
+            </w:tcMar>
+          </w:tcPr>
+          <w:p>
+            <w:pPr>
+              <w:spacing w:after="0"/>
+            </w:pPr>
+            <w:r>
+              <w:rPr>
+                <w:b/>
+                <w:bCs/>
+                <w:color w:val="12355B"/>
+                <w:sz w:val="16"/>
+                <w:szCs w:val="16"/>
+              </w:rPr>
+              <w:t xml:space="preserve">WORKING SPACE / CALCULATION STEPS</w:t>
+            </w:r>
+          </w:p>
+        </w:tc>
+        <w:tc>
+          <w:tcPr>
+            <w:tcW w:type="dxa" w:w="3000"/>
             <w:shd w:fill="FBF3E2" w:color="auto" w:val="clear"/>
             <w:tcMar>
               <w:top w:type="dxa" w:w="60"/>
-              <w:left w:type="dxa" w:w="120"/>
+              <w:left w:type="dxa" w:w="100"/>
               <w:bottom w:type="dxa" w:w="60"/>
-              <w:right w:type="dxa" w:w="120"/>
+              <w:right w:type="dxa" w:w="100"/>
             </w:tcMar>
           </w:tcPr>
           <w:p>
             <w:pPr>
-              <w:spacing w:after="0" w:line="320"/>
+              <w:spacing w:after="0"/>
+            </w:pPr>
+            <w:r>
+              <w:rPr>
+                <w:b/>
+                <w:bCs/>
+                <w:color w:val="B97A12"/>
+                <w:sz w:val="16"/>
+                <w:szCs w:val="16"/>
+              </w:rPr>
+              <w:t xml:space="preserve">EXPLAIN YOUR REASONING</w:t>
+            </w:r>
+          </w:p>
+        </w:tc>
+      </w:tr>
+      <w:tr>
+        <w:trPr>
+          <w:cantSplit/>
+        </w:trPr>
+        <w:tc>
+          <w:tcPr>
+            <w:tcW w:type="dxa" w:w="2800"/>
+            <w:tcMar>
+              <w:top w:type="dxa" w:w="80"/>
+              <w:left w:type="dxa" w:w="100"/>
+              <w:bottom w:type="dxa" w:w="80"/>
+              <w:right w:type="dxa" w:w="100"/>
+            </w:tcMar>
+            <w:vAlign w:val="top"/>
+          </w:tcPr>
+          <w:p>
+            <w:pPr>
+              <w:spacing w:after="60"/>
+            </w:pPr>
+            <w:r>
+              <w:rPr>
+                <w:b/>
+                <w:bCs/>
+                <w:color w:val="12355B"/>
+                <w:sz w:val="21"/>
+                <w:szCs w:val="21"/>
+              </w:rPr>
+              <w:t xml:space="preserve">3.  </w:t>
+            </w:r>
+            <w:r>
+              <w:rPr>
+                <w:b/>
+                <w:bCs/>
+                <w:sz w:val="20"/>
+                <w:szCs w:val="20"/>
+              </w:rPr>
+              <w:t xml:space="preserve">A student buys items costing $4.59, $12.75, and $3.80. What is the total cost?</w:t>
+            </w:r>
+          </w:p>
+          <w:p>
+            <w:pPr>
+              <w:spacing w:after="30"/>
+              <w:ind w:left="180"/>
+            </w:pPr>
+            <w:r>
+              <w:rPr>
+                <w:sz w:val="19"/>
+                <w:szCs w:val="19"/>
+              </w:rPr>
+              <w:t xml:space="preserve">A)  $20.14</w:t>
+            </w:r>
+          </w:p>
+          <w:p>
+            <w:pPr>
+              <w:spacing w:after="30"/>
+              <w:ind w:left="180"/>
+            </w:pPr>
+            <w:r>
+              <w:rPr>
+                <w:sz w:val="19"/>
+                <w:szCs w:val="19"/>
+              </w:rPr>
+              <w:t xml:space="preserve">B)  $21.04</w:t>
+            </w:r>
+          </w:p>
+          <w:p>
+            <w:pPr>
+              <w:spacing w:after="30"/>
+              <w:ind w:left="180"/>
+            </w:pPr>
+            <w:r>
+              <w:rPr>
+                <w:sz w:val="19"/>
+                <w:szCs w:val="19"/>
+              </w:rPr>
+              <w:t xml:space="preserve">C)  $21.14</w:t>
+            </w:r>
+          </w:p>
+          <w:p>
+            <w:pPr>
+              <w:spacing w:after="30"/>
+              <w:ind w:left="180"/>
+            </w:pPr>
+            <w:r>
+              <w:rPr>
+                <w:sz w:val="19"/>
+                <w:szCs w:val="19"/>
+              </w:rPr>
+              <w:t xml:space="preserve">D)  $21.24</w:t>
+            </w:r>
+          </w:p>
+        </w:tc>
+        <w:tc>
+          <w:tcPr>
+            <w:tcW w:type="dxa" w:w="3560"/>
+            <w:tcMar>
+              <w:top w:type="dxa" w:w="80"/>
+              <w:left w:type="dxa" w:w="100"/>
+              <w:bottom w:type="dxa" w:w="80"/>
+              <w:right w:type="dxa" w:w="100"/>
+            </w:tcMar>
+            <w:vAlign w:val="top"/>
+          </w:tcPr>
+          <w:p>
+            <w:pPr>
+              <w:spacing w:after="40"/>
+            </w:pPr>
+            <w:r>
+              <w:rPr>
+                <w:b/>
+                <w:bCs/>
+                <w:color w:val="1FA6A2"/>
+                <w:sz w:val="19"/>
+                <w:szCs w:val="19"/>
+              </w:rPr>
+              <w:t xml:space="preserve">Solution:  </w:t>
+            </w:r>
+            <w:r>
+              <w:rPr>
+                <w:b/>
+                <w:bCs/>
+                <w:sz w:val="19"/>
+                <w:szCs w:val="19"/>
+              </w:rPr>
+              <w:t xml:space="preserve">C)  $21.14</w:t>
+            </w:r>
+          </w:p>
+          <w:p>
+            <w:pPr>
+              <w:spacing w:after="40"/>
+            </w:pPr>
+            <w:r>
+              <w:rPr>
+                <w:i/>
+                <w:iCs/>
+                <w:color w:val="5F6F80"/>
+                <w:sz w:val="18"/>
+                <w:szCs w:val="18"/>
+              </w:rPr>
+              <w:t xml:space="preserve">4.59 + 12.75 + 3.80 = 21.14. Line up decimal points and add column by column.</w:t>
+            </w:r>
+          </w:p>
+          <w:p>
+            <w:pPr>
+              <w:pBdr>
+                <w:bottom w:val="single" w:color="AFBECC" w:sz="6"/>
+              </w:pBdr>
+              <w:spacing w:after="30" w:before="150"/>
             </w:pPr>
             <w:r>
               <w:t xml:space="preserve"/>
@@ -4095,7 +5062,125 @@
           </w:p>
           <w:p>
             <w:pPr>
-              <w:spacing w:after="0" w:line="320"/>
+              <w:pBdr>
+                <w:bottom w:val="single" w:color="AFBECC" w:sz="6"/>
+              </w:pBdr>
+              <w:spacing w:after="30" w:before="150"/>
+            </w:pPr>
+            <w:r>
+              <w:t xml:space="preserve"/>
+            </w:r>
+          </w:p>
+        </w:tc>
+        <w:tc>
+          <w:tcPr>
+            <w:tcW w:type="dxa" w:w="3000"/>
+            <w:shd w:fill="FBF3E2" w:color="auto" w:val="clear"/>
+            <w:tcMar>
+              <w:top w:type="dxa" w:w="80"/>
+              <w:left w:type="dxa" w:w="100"/>
+              <w:bottom w:type="dxa" w:w="80"/>
+              <w:right w:type="dxa" w:w="100"/>
+            </w:tcMar>
+            <w:vAlign w:val="top"/>
+          </w:tcPr>
+          <w:p>
+            <w:pPr>
+              <w:spacing w:after="40"/>
+            </w:pPr>
+            <w:r>
+              <w:rPr>
+                <w:b/>
+                <w:bCs/>
+                <w:color w:val="12355B"/>
+                <w:sz w:val="19"/>
+                <w:szCs w:val="19"/>
+              </w:rPr>
+              <w:t xml:space="preserve">Because... </w:t>
+            </w:r>
+            <w:r>
+              <w:rPr>
+                <w:color w:val="AFBECC"/>
+                <w:sz w:val="19"/>
+                <w:szCs w:val="19"/>
+              </w:rPr>
+              <w:t xml:space="preserve">________________</w:t>
+            </w:r>
+          </w:p>
+          <w:p>
+            <w:pPr>
+              <w:pBdr>
+                <w:bottom w:val="single" w:color="AFBECC" w:sz="6"/>
+              </w:pBdr>
+              <w:spacing w:after="30" w:before="150"/>
+            </w:pPr>
+            <w:r>
+              <w:t xml:space="preserve"/>
+            </w:r>
+          </w:p>
+          <w:p>
+            <w:pPr>
+              <w:spacing w:after="40" w:before="80"/>
+            </w:pPr>
+            <w:r>
+              <w:rPr>
+                <w:b/>
+                <w:bCs/>
+                <w:color w:val="6B4FA0"/>
+                <w:sz w:val="19"/>
+                <w:szCs w:val="19"/>
+              </w:rPr>
+              <w:t xml:space="preserve">Although... </w:t>
+            </w:r>
+            <w:r>
+              <w:rPr>
+                <w:color w:val="AFBECC"/>
+                <w:sz w:val="19"/>
+                <w:szCs w:val="19"/>
+              </w:rPr>
+              <w:t xml:space="preserve">_______________</w:t>
+            </w:r>
+          </w:p>
+          <w:p>
+            <w:pPr>
+              <w:pBdr>
+                <w:bottom w:val="single" w:color="AFBECC" w:sz="6"/>
+              </w:pBdr>
+              <w:spacing w:after="30" w:before="150"/>
+            </w:pPr>
+            <w:r>
+              <w:t xml:space="preserve"/>
+            </w:r>
+          </w:p>
+          <w:p>
+            <w:pPr>
+              <w:spacing w:after="40" w:before="80"/>
+            </w:pPr>
+            <w:r>
+              <w:rPr>
+                <w:b/>
+                <w:bCs/>
+                <w:color w:val="1FA6A2"/>
+                <w:sz w:val="19"/>
+                <w:szCs w:val="19"/>
+              </w:rPr>
+              <w:t xml:space="preserve">Therefore... </w:t>
+            </w:r>
+            <w:r>
+              <w:rPr>
+                <w:color w:val="AFBECC"/>
+                <w:sz w:val="19"/>
+                <w:szCs w:val="19"/>
+              </w:rPr>
+              <w:t xml:space="preserve">______________</w:t>
+            </w:r>
+          </w:p>
+          <w:p>
+            <w:pPr>
+              <w:pBdr>
+                <w:bottom w:val="single" w:color="AFBECC" w:sz="6"/>
+              </w:pBdr>
+              <w:spacing w:after="30" w:before="150"/>
             </w:pPr>
             <w:r>
               <w:t xml:space="preserve"/>
@@ -4104,6 +5189,14 @@
         </w:tc>
       </w:tr>
     </w:tbl>
+    <w:p>
+      <w:pPr>
+        <w:spacing w:after="80"/>
+      </w:pPr>
+      <w:r>
+        <w:t xml:space="preserve"/>
+      </w:r>
+    </w:p>
     <w:p>
       <w:pPr>
         <w:pStyle w:val="Heading1"/>
@@ -4222,6 +5315,149 @@
         <w:t xml:space="preserve"/>
       </w:r>
     </w:p>
+    <w:p>
+      <w:pPr>
+        <w:spacing w:after="60"/>
+      </w:pPr>
+      <w:r>
+        <w:t xml:space="preserve"/>
+      </w:r>
+    </w:p>
+    <w:tbl>
+      <w:tblPr>
+        <w:tblW w:type="dxa" w:w="9360"/>
+        <w:tblBorders>
+          <w:top w:val="single" w:color="C7D2DD" w:sz="6"/>
+          <w:left w:val="single" w:color="C7D2DD" w:sz="6"/>
+          <w:bottom w:val="single" w:color="C7D2DD" w:sz="6"/>
+          <w:right w:val="single" w:color="C7D2DD" w:sz="6"/>
+          <w:insideH w:val="single" w:color="C7D2DD" w:sz="6"/>
+          <w:insideV w:val="single" w:color="C7D2DD" w:sz="6"/>
+        </w:tblBorders>
+      </w:tblPr>
+      <w:tblGrid>
+        <w:gridCol w:w="3120"/>
+        <w:gridCol w:w="3120"/>
+        <w:gridCol w:w="3120"/>
+      </w:tblGrid>
+      <w:tr>
+        <w:trPr>
+          <w:cantSplit/>
+          <w:tblHeader/>
+        </w:trPr>
+        <w:tc>
+          <w:tcPr>
+            <w:tcW w:type="dxa" w:w="9360"/>
+            <w:gridSpan w:val="3"/>
+            <w:shd w:fill="EEF4F8" w:color="auto" w:val="clear"/>
+            <w:tcMar>
+              <w:top w:type="dxa" w:w="60"/>
+              <w:left w:type="dxa" w:w="100"/>
+              <w:bottom w:type="dxa" w:w="60"/>
+              <w:right w:type="dxa" w:w="100"/>
+            </w:tcMar>
+          </w:tcPr>
+          <w:p>
+            <w:pPr>
+              <w:spacing w:after="0"/>
+            </w:pPr>
+            <w:r>
+              <w:rPr>
+                <w:b/>
+                <w:bCs/>
+                <w:color w:val="12355B"/>
+                <w:sz w:val="18"/>
+                <w:szCs w:val="18"/>
+              </w:rPr>
+              <w:t xml:space="preserve">EXIT CHECK · 3-POINT SELF-ASSESSMENT CHECKLIST</w:t>
+            </w:r>
+          </w:p>
+        </w:tc>
+      </w:tr>
+      <w:tr>
+        <w:trPr>
+          <w:cantSplit/>
+        </w:trPr>
+        <w:tc>
+          <w:tcPr>
+            <w:tcW w:type="dxa" w:w="3120"/>
+            <w:tcMar>
+              <w:top w:type="dxa" w:w="80"/>
+              <w:left w:type="dxa" w:w="100"/>
+              <w:bottom w:type="dxa" w:w="80"/>
+              <w:right w:type="dxa" w:w="100"/>
+            </w:tcMar>
+          </w:tcPr>
+          <w:p>
+            <w:pPr>
+              <w:spacing w:after="0"/>
+            </w:pPr>
+            <w:r>
+              <w:rPr>
+                <w:b/>
+                <w:bCs/>
+                <w:color w:val="1A2733"/>
+                <w:sz w:val="18"/>
+                <w:szCs w:val="18"/>
+              </w:rPr>
+              <w:t xml:space="preserve">☐ 1. Units &amp; Labels Verified</w:t>
+            </w:r>
+          </w:p>
+        </w:tc>
+        <w:tc>
+          <w:tcPr>
+            <w:tcW w:type="dxa" w:w="3120"/>
+            <w:tcMar>
+              <w:top w:type="dxa" w:w="80"/>
+              <w:left w:type="dxa" w:w="100"/>
+              <w:bottom w:type="dxa" w:w="80"/>
+              <w:right w:type="dxa" w:w="100"/>
+            </w:tcMar>
+          </w:tcPr>
+          <w:p>
+            <w:pPr>
+              <w:spacing w:after="0"/>
+            </w:pPr>
+            <w:r>
+              <w:rPr>
+                <w:b/>
+                <w:bCs/>
+                <w:color w:val="1A2733"/>
+                <w:sz w:val="18"/>
+                <w:szCs w:val="18"/>
+              </w:rPr>
+              <w:t xml:space="preserve">☐ 2. Reasoning Stated (Because / Although / Therefore)</w:t>
+            </w:r>
+          </w:p>
+        </w:tc>
+        <w:tc>
+          <w:tcPr>
+            <w:tcW w:type="dxa" w:w="3120"/>
+            <w:tcMar>
+              <w:top w:type="dxa" w:w="80"/>
+              <w:left w:type="dxa" w:w="100"/>
+              <w:bottom w:type="dxa" w:w="80"/>
+              <w:right w:type="dxa" w:w="100"/>
+            </w:tcMar>
+          </w:tcPr>
+          <w:p>
+            <w:pPr>
+              <w:spacing w:after="0"/>
+            </w:pPr>
+            <w:r>
+              <w:rPr>
+                <w:b/>
+                <w:bCs/>
+                <w:color w:val="1A2733"/>
+                <w:sz w:val="18"/>
+                <w:szCs w:val="18"/>
+              </w:rPr>
+              <w:t xml:space="preserve">☐ 3. Calculations Double-Checked</w:t>
+            </w:r>
+          </w:p>
+        </w:tc>
+      </w:tr>
+    </w:tbl>
     <w:p>
       <w:pPr>
         <w:pStyle w:val="Heading1"/>
